--- a/Report/Energy.docx
+++ b/Report/Energy.docx
@@ -1,6 +1,6 @@
 
 <file path=word/document.xml><?xml version="1.0" encoding="utf-8"?>
-<w:document xmlns:wpc="http://schemas.microsoft.com/office/word/2010/wordprocessingCanvas" xmlns:cx="http://schemas.microsoft.com/office/drawing/2014/chartex" xmlns:cx1="http://schemas.microsoft.com/office/drawing/2015/9/8/chartex" xmlns:cx2="http://schemas.microsoft.com/office/drawing/2015/10/21/chartex" xmlns:cx3="http://schemas.microsoft.com/office/drawing/2016/5/9/chartex" xmlns:cx4="http://schemas.microsoft.com/office/drawing/2016/5/10/chartex" xmlns:cx5="http://schemas.microsoft.com/office/drawing/2016/5/11/chartex" xmlns:cx6="http://schemas.microsoft.com/office/drawing/2016/5/12/chartex" xmlns:cx7="http://schemas.microsoft.com/office/drawing/2016/5/13/chartex" xmlns:cx8="http://schemas.microsoft.com/office/drawing/2016/5/14/chartex" xmlns:mc="http://schemas.openxmlformats.org/markup-compatibility/2006" xmlns:aink="http://schemas.microsoft.com/office/drawing/2016/ink" xmlns:am3d="http://schemas.microsoft.com/office/drawing/2017/model3d" xmlns:o="urn:schemas-microsoft-com:office:office" xmlns:oel="http://schemas.microsoft.com/office/2019/extlst" xmlns:r="http://schemas.openxmlformats.org/officeDocument/2006/relationships" xmlns:m="http://schemas.openxmlformats.org/officeDocument/2006/math" xmlns:v="urn:schemas-microsoft-com:vml" xmlns:wp14="http://schemas.microsoft.com/office/word/2010/wordprocessingDrawing" xmlns:wp="http://schemas.openxmlformats.org/drawingml/2006/wordprocessingDrawing" xmlns:w10="urn:schemas-microsoft-com:office:word" xmlns:w="http://schemas.openxmlformats.org/wordprocessingml/2006/main" xmlns:w14="http://schemas.microsoft.com/office/word/2010/wordml" xmlns:w15="http://schemas.microsoft.com/office/word/2012/wordml" xmlns:w16cex="http://schemas.microsoft.com/office/word/2018/wordml/cex" xmlns:w16cid="http://schemas.microsoft.com/office/word/2016/wordml/cid" xmlns:w16="http://schemas.microsoft.com/office/word/2018/wordml" xmlns:w16sdtdh="http://schemas.microsoft.com/office/word/2020/wordml/sdtdatahash" xmlns:w16se="http://schemas.microsoft.com/office/word/2015/wordml/symex" xmlns:wpg="http://schemas.microsoft.com/office/word/2010/wordprocessingGroup" xmlns:wpi="http://schemas.microsoft.com/office/word/2010/wordprocessingInk" xmlns:wne="http://schemas.microsoft.com/office/word/2006/wordml" xmlns:wps="http://schemas.microsoft.com/office/word/2010/wordprocessingShape" mc:Ignorable="w14 w15 w16se w16cid w16 w16cex w16sdtdh wp14">
+<w:document xmlns:wpc="http://schemas.microsoft.com/office/word/2010/wordprocessingCanvas" xmlns:cx="http://schemas.microsoft.com/office/drawing/2014/chartex" xmlns:cx1="http://schemas.microsoft.com/office/drawing/2015/9/8/chartex" xmlns:cx2="http://schemas.microsoft.com/office/drawing/2015/10/21/chartex" xmlns:cx3="http://schemas.microsoft.com/office/drawing/2016/5/9/chartex" xmlns:cx4="http://schemas.microsoft.com/office/drawing/2016/5/10/chartex" xmlns:cx5="http://schemas.microsoft.com/office/drawing/2016/5/11/chartex" xmlns:cx6="http://schemas.microsoft.com/office/drawing/2016/5/12/chartex" xmlns:cx7="http://schemas.microsoft.com/office/drawing/2016/5/13/chartex" xmlns:cx8="http://schemas.microsoft.com/office/drawing/2016/5/14/chartex" xmlns:mc="http://schemas.openxmlformats.org/markup-compatibility/2006" xmlns:aink="http://schemas.microsoft.com/office/drawing/2016/ink" xmlns:am3d="http://schemas.microsoft.com/office/drawing/2017/model3d" xmlns:o="urn:schemas-microsoft-com:office:office" xmlns:oel="http://schemas.microsoft.com/office/2019/extlst" xmlns:r="http://schemas.openxmlformats.org/officeDocument/2006/relationships" xmlns:m="http://schemas.openxmlformats.org/officeDocument/2006/math" xmlns:v="urn:schemas-microsoft-com:vml" xmlns:wp14="http://schemas.microsoft.com/office/word/2010/wordprocessingDrawing" xmlns:wp="http://schemas.openxmlformats.org/drawingml/2006/wordprocessingDrawing" xmlns:w10="urn:schemas-microsoft-com:office:word" xmlns:w="http://schemas.openxmlformats.org/wordprocessingml/2006/main" xmlns:w14="http://schemas.microsoft.com/office/word/2010/wordml" xmlns:w15="http://schemas.microsoft.com/office/word/2012/wordml" xmlns:w16cex="http://schemas.microsoft.com/office/word/2018/wordml/cex" xmlns:w16cid="http://schemas.microsoft.com/office/word/2016/wordml/cid" xmlns:w16="http://schemas.microsoft.com/office/word/2018/wordml" xmlns:w16du="http://schemas.microsoft.com/office/word/2023/wordml/word16du" xmlns:w16sdtdh="http://schemas.microsoft.com/office/word/2020/wordml/sdtdatahash" xmlns:w16sdtfl="http://schemas.microsoft.com/office/word/2024/wordml/sdtformatlock" xmlns:w16se="http://schemas.microsoft.com/office/word/2015/wordml/symex" xmlns:wpg="http://schemas.microsoft.com/office/word/2010/wordprocessingGroup" xmlns:wpi="http://schemas.microsoft.com/office/word/2010/wordprocessingInk" xmlns:wne="http://schemas.microsoft.com/office/word/2006/wordml" xmlns:wps="http://schemas.microsoft.com/office/word/2010/wordprocessingShape" mc:Ignorable="w14 w15 w16se w16cid w16 w16cex w16sdtdh w16sdtfl w16du wp14">
   <w:body>
     <w:p>
       <w:pPr>
@@ -10,7 +10,13 @@
       <w:bookmarkStart w:id="1" w:name="_Toc145327720"/>
       <w:bookmarkStart w:id="2" w:name="_Toc145938229"/>
       <w:r>
-        <w:t>Energy Bill A</w:t>
+        <w:t xml:space="preserve">Energy </w:t>
+      </w:r>
+      <w:r>
+        <w:t>Cost</w:t>
+      </w:r>
+      <w:r>
+        <w:t xml:space="preserve"> A</w:t>
       </w:r>
       <w:bookmarkEnd w:id="0"/>
       <w:bookmarkEnd w:id="1"/>
@@ -852,7 +858,6 @@
               <w:bottom w:val="single" w:sz="4" w:space="0" w:color="000000"/>
               <w:right w:val="single" w:sz="4" w:space="0" w:color="000000"/>
             </w:tcBorders>
-            <w:shd w:val="clear" w:color="auto" w:fill="auto"/>
             <w:noWrap/>
             <w:vAlign w:val="center"/>
             <w:hideMark/>
@@ -875,7 +880,6 @@
               <w:bottom w:val="single" w:sz="4" w:space="0" w:color="000000"/>
               <w:right w:val="single" w:sz="4" w:space="0" w:color="000000"/>
             </w:tcBorders>
-            <w:shd w:val="clear" w:color="auto" w:fill="auto"/>
             <w:noWrap/>
             <w:vAlign w:val="center"/>
             <w:hideMark/>
@@ -898,7 +902,6 @@
               <w:bottom w:val="single" w:sz="4" w:space="0" w:color="000000"/>
               <w:right w:val="single" w:sz="4" w:space="0" w:color="000000"/>
             </w:tcBorders>
-            <w:shd w:val="clear" w:color="auto" w:fill="auto"/>
             <w:noWrap/>
             <w:vAlign w:val="center"/>
             <w:hideMark/>
@@ -921,7 +924,6 @@
               <w:bottom w:val="single" w:sz="4" w:space="0" w:color="000000"/>
               <w:right w:val="single" w:sz="4" w:space="0" w:color="000000"/>
             </w:tcBorders>
-            <w:shd w:val="clear" w:color="auto" w:fill="auto"/>
             <w:noWrap/>
             <w:vAlign w:val="center"/>
             <w:hideMark/>
@@ -944,7 +946,6 @@
               <w:bottom w:val="single" w:sz="4" w:space="0" w:color="000000"/>
               <w:right w:val="single" w:sz="4" w:space="0" w:color="000000"/>
             </w:tcBorders>
-            <w:shd w:val="clear" w:color="auto" w:fill="auto"/>
             <w:noWrap/>
             <w:vAlign w:val="center"/>
             <w:hideMark/>
@@ -967,7 +968,6 @@
               <w:bottom w:val="single" w:sz="4" w:space="0" w:color="000000"/>
               <w:right w:val="single" w:sz="4" w:space="0" w:color="000000"/>
             </w:tcBorders>
-            <w:shd w:val="clear" w:color="auto" w:fill="auto"/>
             <w:noWrap/>
             <w:vAlign w:val="center"/>
             <w:hideMark/>
@@ -990,7 +990,6 @@
               <w:bottom w:val="single" w:sz="4" w:space="0" w:color="000000"/>
               <w:right w:val="single" w:sz="4" w:space="0" w:color="000000"/>
             </w:tcBorders>
-            <w:shd w:val="clear" w:color="auto" w:fill="auto"/>
             <w:noWrap/>
             <w:vAlign w:val="center"/>
             <w:hideMark/>
@@ -1013,7 +1012,6 @@
               <w:bottom w:val="single" w:sz="4" w:space="0" w:color="000000"/>
               <w:right w:val="single" w:sz="18" w:space="0" w:color="auto"/>
             </w:tcBorders>
-            <w:shd w:val="clear" w:color="auto" w:fill="auto"/>
             <w:noWrap/>
             <w:vAlign w:val="center"/>
             <w:hideMark/>
@@ -1041,7 +1039,6 @@
               <w:bottom w:val="single" w:sz="4" w:space="0" w:color="000000"/>
               <w:right w:val="single" w:sz="4" w:space="0" w:color="000000"/>
             </w:tcBorders>
-            <w:shd w:val="clear" w:color="auto" w:fill="auto"/>
             <w:noWrap/>
             <w:vAlign w:val="center"/>
             <w:hideMark/>
@@ -1064,7 +1061,6 @@
               <w:bottom w:val="single" w:sz="4" w:space="0" w:color="000000"/>
               <w:right w:val="single" w:sz="4" w:space="0" w:color="000000"/>
             </w:tcBorders>
-            <w:shd w:val="clear" w:color="auto" w:fill="auto"/>
             <w:noWrap/>
             <w:vAlign w:val="center"/>
             <w:hideMark/>
@@ -1087,7 +1083,6 @@
               <w:bottom w:val="single" w:sz="4" w:space="0" w:color="000000"/>
               <w:right w:val="single" w:sz="4" w:space="0" w:color="000000"/>
             </w:tcBorders>
-            <w:shd w:val="clear" w:color="auto" w:fill="auto"/>
             <w:noWrap/>
             <w:vAlign w:val="center"/>
             <w:hideMark/>
@@ -1110,7 +1105,6 @@
               <w:bottom w:val="single" w:sz="4" w:space="0" w:color="000000"/>
               <w:right w:val="single" w:sz="4" w:space="0" w:color="000000"/>
             </w:tcBorders>
-            <w:shd w:val="clear" w:color="auto" w:fill="auto"/>
             <w:noWrap/>
             <w:vAlign w:val="center"/>
             <w:hideMark/>
@@ -1133,7 +1127,6 @@
               <w:bottom w:val="single" w:sz="4" w:space="0" w:color="000000"/>
               <w:right w:val="single" w:sz="4" w:space="0" w:color="000000"/>
             </w:tcBorders>
-            <w:shd w:val="clear" w:color="auto" w:fill="auto"/>
             <w:noWrap/>
             <w:vAlign w:val="center"/>
             <w:hideMark/>
@@ -1156,7 +1149,6 @@
               <w:bottom w:val="single" w:sz="4" w:space="0" w:color="000000"/>
               <w:right w:val="single" w:sz="4" w:space="0" w:color="000000"/>
             </w:tcBorders>
-            <w:shd w:val="clear" w:color="auto" w:fill="auto"/>
             <w:noWrap/>
             <w:vAlign w:val="center"/>
             <w:hideMark/>
@@ -1179,7 +1171,6 @@
               <w:bottom w:val="single" w:sz="4" w:space="0" w:color="000000"/>
               <w:right w:val="single" w:sz="4" w:space="0" w:color="000000"/>
             </w:tcBorders>
-            <w:shd w:val="clear" w:color="auto" w:fill="auto"/>
             <w:noWrap/>
             <w:vAlign w:val="center"/>
             <w:hideMark/>
@@ -1202,7 +1193,6 @@
               <w:bottom w:val="single" w:sz="4" w:space="0" w:color="000000"/>
               <w:right w:val="single" w:sz="18" w:space="0" w:color="auto"/>
             </w:tcBorders>
-            <w:shd w:val="clear" w:color="auto" w:fill="auto"/>
             <w:noWrap/>
             <w:vAlign w:val="center"/>
             <w:hideMark/>
@@ -1230,7 +1220,6 @@
               <w:bottom w:val="single" w:sz="4" w:space="0" w:color="000000"/>
               <w:right w:val="single" w:sz="4" w:space="0" w:color="000000"/>
             </w:tcBorders>
-            <w:shd w:val="clear" w:color="auto" w:fill="auto"/>
             <w:noWrap/>
             <w:vAlign w:val="center"/>
             <w:hideMark/>
@@ -1253,7 +1242,6 @@
               <w:bottom w:val="single" w:sz="4" w:space="0" w:color="000000"/>
               <w:right w:val="single" w:sz="4" w:space="0" w:color="000000"/>
             </w:tcBorders>
-            <w:shd w:val="clear" w:color="auto" w:fill="auto"/>
             <w:noWrap/>
             <w:vAlign w:val="center"/>
             <w:hideMark/>
@@ -1276,7 +1264,6 @@
               <w:bottom w:val="single" w:sz="4" w:space="0" w:color="000000"/>
               <w:right w:val="single" w:sz="4" w:space="0" w:color="000000"/>
             </w:tcBorders>
-            <w:shd w:val="clear" w:color="auto" w:fill="auto"/>
             <w:noWrap/>
             <w:vAlign w:val="center"/>
             <w:hideMark/>
@@ -1299,7 +1286,6 @@
               <w:bottom w:val="single" w:sz="4" w:space="0" w:color="000000"/>
               <w:right w:val="single" w:sz="4" w:space="0" w:color="000000"/>
             </w:tcBorders>
-            <w:shd w:val="clear" w:color="auto" w:fill="auto"/>
             <w:noWrap/>
             <w:vAlign w:val="center"/>
             <w:hideMark/>
@@ -1322,7 +1308,6 @@
               <w:bottom w:val="single" w:sz="4" w:space="0" w:color="000000"/>
               <w:right w:val="single" w:sz="4" w:space="0" w:color="000000"/>
             </w:tcBorders>
-            <w:shd w:val="clear" w:color="auto" w:fill="auto"/>
             <w:noWrap/>
             <w:vAlign w:val="center"/>
             <w:hideMark/>
@@ -1345,7 +1330,6 @@
               <w:bottom w:val="single" w:sz="4" w:space="0" w:color="000000"/>
               <w:right w:val="single" w:sz="4" w:space="0" w:color="000000"/>
             </w:tcBorders>
-            <w:shd w:val="clear" w:color="auto" w:fill="auto"/>
             <w:noWrap/>
             <w:vAlign w:val="center"/>
             <w:hideMark/>
@@ -1368,7 +1352,6 @@
               <w:bottom w:val="single" w:sz="4" w:space="0" w:color="000000"/>
               <w:right w:val="single" w:sz="4" w:space="0" w:color="000000"/>
             </w:tcBorders>
-            <w:shd w:val="clear" w:color="auto" w:fill="auto"/>
             <w:noWrap/>
             <w:vAlign w:val="center"/>
             <w:hideMark/>
@@ -1391,7 +1374,6 @@
               <w:bottom w:val="single" w:sz="4" w:space="0" w:color="000000"/>
               <w:right w:val="single" w:sz="18" w:space="0" w:color="auto"/>
             </w:tcBorders>
-            <w:shd w:val="clear" w:color="auto" w:fill="auto"/>
             <w:noWrap/>
             <w:vAlign w:val="center"/>
             <w:hideMark/>
@@ -1419,7 +1401,6 @@
               <w:bottom w:val="single" w:sz="4" w:space="0" w:color="000000"/>
               <w:right w:val="single" w:sz="4" w:space="0" w:color="000000"/>
             </w:tcBorders>
-            <w:shd w:val="clear" w:color="auto" w:fill="auto"/>
             <w:noWrap/>
             <w:vAlign w:val="center"/>
             <w:hideMark/>
@@ -1442,7 +1423,6 @@
               <w:bottom w:val="single" w:sz="4" w:space="0" w:color="000000"/>
               <w:right w:val="single" w:sz="4" w:space="0" w:color="000000"/>
             </w:tcBorders>
-            <w:shd w:val="clear" w:color="auto" w:fill="auto"/>
             <w:noWrap/>
             <w:vAlign w:val="center"/>
             <w:hideMark/>
@@ -1465,7 +1445,6 @@
               <w:bottom w:val="single" w:sz="4" w:space="0" w:color="000000"/>
               <w:right w:val="single" w:sz="4" w:space="0" w:color="000000"/>
             </w:tcBorders>
-            <w:shd w:val="clear" w:color="auto" w:fill="auto"/>
             <w:noWrap/>
             <w:vAlign w:val="center"/>
             <w:hideMark/>
@@ -1488,7 +1467,6 @@
               <w:bottom w:val="single" w:sz="4" w:space="0" w:color="000000"/>
               <w:right w:val="single" w:sz="4" w:space="0" w:color="000000"/>
             </w:tcBorders>
-            <w:shd w:val="clear" w:color="auto" w:fill="auto"/>
             <w:noWrap/>
             <w:vAlign w:val="center"/>
             <w:hideMark/>
@@ -1511,7 +1489,6 @@
               <w:bottom w:val="single" w:sz="4" w:space="0" w:color="000000"/>
               <w:right w:val="single" w:sz="4" w:space="0" w:color="000000"/>
             </w:tcBorders>
-            <w:shd w:val="clear" w:color="auto" w:fill="auto"/>
             <w:noWrap/>
             <w:vAlign w:val="center"/>
             <w:hideMark/>
@@ -1534,7 +1511,6 @@
               <w:bottom w:val="single" w:sz="4" w:space="0" w:color="000000"/>
               <w:right w:val="single" w:sz="4" w:space="0" w:color="000000"/>
             </w:tcBorders>
-            <w:shd w:val="clear" w:color="auto" w:fill="auto"/>
             <w:noWrap/>
             <w:vAlign w:val="center"/>
             <w:hideMark/>
@@ -1557,7 +1533,6 @@
               <w:bottom w:val="single" w:sz="4" w:space="0" w:color="000000"/>
               <w:right w:val="single" w:sz="4" w:space="0" w:color="000000"/>
             </w:tcBorders>
-            <w:shd w:val="clear" w:color="auto" w:fill="auto"/>
             <w:noWrap/>
             <w:vAlign w:val="center"/>
             <w:hideMark/>
@@ -1580,7 +1555,6 @@
               <w:bottom w:val="single" w:sz="4" w:space="0" w:color="000000"/>
               <w:right w:val="single" w:sz="18" w:space="0" w:color="auto"/>
             </w:tcBorders>
-            <w:shd w:val="clear" w:color="auto" w:fill="auto"/>
             <w:noWrap/>
             <w:vAlign w:val="center"/>
             <w:hideMark/>
@@ -1608,7 +1582,6 @@
               <w:bottom w:val="single" w:sz="4" w:space="0" w:color="000000"/>
               <w:right w:val="single" w:sz="4" w:space="0" w:color="000000"/>
             </w:tcBorders>
-            <w:shd w:val="clear" w:color="auto" w:fill="auto"/>
             <w:noWrap/>
             <w:vAlign w:val="center"/>
             <w:hideMark/>
@@ -1631,7 +1604,6 @@
               <w:bottom w:val="single" w:sz="4" w:space="0" w:color="000000"/>
               <w:right w:val="single" w:sz="4" w:space="0" w:color="000000"/>
             </w:tcBorders>
-            <w:shd w:val="clear" w:color="auto" w:fill="auto"/>
             <w:noWrap/>
             <w:vAlign w:val="center"/>
             <w:hideMark/>
@@ -1654,7 +1626,6 @@
               <w:bottom w:val="single" w:sz="4" w:space="0" w:color="000000"/>
               <w:right w:val="single" w:sz="4" w:space="0" w:color="000000"/>
             </w:tcBorders>
-            <w:shd w:val="clear" w:color="auto" w:fill="auto"/>
             <w:noWrap/>
             <w:vAlign w:val="center"/>
             <w:hideMark/>
@@ -1677,7 +1648,6 @@
               <w:bottom w:val="single" w:sz="4" w:space="0" w:color="000000"/>
               <w:right w:val="single" w:sz="4" w:space="0" w:color="000000"/>
             </w:tcBorders>
-            <w:shd w:val="clear" w:color="auto" w:fill="auto"/>
             <w:noWrap/>
             <w:vAlign w:val="center"/>
             <w:hideMark/>
@@ -1700,7 +1670,6 @@
               <w:bottom w:val="single" w:sz="4" w:space="0" w:color="000000"/>
               <w:right w:val="single" w:sz="4" w:space="0" w:color="000000"/>
             </w:tcBorders>
-            <w:shd w:val="clear" w:color="auto" w:fill="auto"/>
             <w:noWrap/>
             <w:vAlign w:val="center"/>
             <w:hideMark/>
@@ -1723,7 +1692,6 @@
               <w:bottom w:val="single" w:sz="4" w:space="0" w:color="000000"/>
               <w:right w:val="single" w:sz="4" w:space="0" w:color="000000"/>
             </w:tcBorders>
-            <w:shd w:val="clear" w:color="auto" w:fill="auto"/>
             <w:noWrap/>
             <w:vAlign w:val="center"/>
             <w:hideMark/>
@@ -1746,7 +1714,6 @@
               <w:bottom w:val="single" w:sz="4" w:space="0" w:color="000000"/>
               <w:right w:val="single" w:sz="4" w:space="0" w:color="000000"/>
             </w:tcBorders>
-            <w:shd w:val="clear" w:color="auto" w:fill="auto"/>
             <w:noWrap/>
             <w:vAlign w:val="center"/>
             <w:hideMark/>
@@ -1769,7 +1736,6 @@
               <w:bottom w:val="single" w:sz="4" w:space="0" w:color="000000"/>
               <w:right w:val="single" w:sz="18" w:space="0" w:color="auto"/>
             </w:tcBorders>
-            <w:shd w:val="clear" w:color="auto" w:fill="auto"/>
             <w:noWrap/>
             <w:vAlign w:val="center"/>
             <w:hideMark/>
@@ -1797,7 +1763,6 @@
               <w:bottom w:val="single" w:sz="4" w:space="0" w:color="000000"/>
               <w:right w:val="single" w:sz="4" w:space="0" w:color="000000"/>
             </w:tcBorders>
-            <w:shd w:val="clear" w:color="auto" w:fill="auto"/>
             <w:noWrap/>
             <w:vAlign w:val="center"/>
             <w:hideMark/>
@@ -1820,7 +1785,6 @@
               <w:bottom w:val="single" w:sz="4" w:space="0" w:color="000000"/>
               <w:right w:val="single" w:sz="4" w:space="0" w:color="000000"/>
             </w:tcBorders>
-            <w:shd w:val="clear" w:color="auto" w:fill="auto"/>
             <w:noWrap/>
             <w:vAlign w:val="center"/>
             <w:hideMark/>
@@ -1843,7 +1807,6 @@
               <w:bottom w:val="single" w:sz="4" w:space="0" w:color="000000"/>
               <w:right w:val="single" w:sz="4" w:space="0" w:color="000000"/>
             </w:tcBorders>
-            <w:shd w:val="clear" w:color="auto" w:fill="auto"/>
             <w:noWrap/>
             <w:vAlign w:val="center"/>
             <w:hideMark/>
@@ -1866,7 +1829,6 @@
               <w:bottom w:val="single" w:sz="4" w:space="0" w:color="000000"/>
               <w:right w:val="single" w:sz="4" w:space="0" w:color="000000"/>
             </w:tcBorders>
-            <w:shd w:val="clear" w:color="auto" w:fill="auto"/>
             <w:noWrap/>
             <w:vAlign w:val="center"/>
             <w:hideMark/>
@@ -1889,7 +1851,6 @@
               <w:bottom w:val="single" w:sz="4" w:space="0" w:color="000000"/>
               <w:right w:val="single" w:sz="4" w:space="0" w:color="000000"/>
             </w:tcBorders>
-            <w:shd w:val="clear" w:color="auto" w:fill="auto"/>
             <w:noWrap/>
             <w:vAlign w:val="center"/>
             <w:hideMark/>
@@ -1912,7 +1873,6 @@
               <w:bottom w:val="single" w:sz="4" w:space="0" w:color="000000"/>
               <w:right w:val="single" w:sz="4" w:space="0" w:color="000000"/>
             </w:tcBorders>
-            <w:shd w:val="clear" w:color="auto" w:fill="auto"/>
             <w:noWrap/>
             <w:vAlign w:val="center"/>
             <w:hideMark/>
@@ -1935,7 +1895,6 @@
               <w:bottom w:val="single" w:sz="4" w:space="0" w:color="000000"/>
               <w:right w:val="single" w:sz="4" w:space="0" w:color="000000"/>
             </w:tcBorders>
-            <w:shd w:val="clear" w:color="auto" w:fill="auto"/>
             <w:noWrap/>
             <w:vAlign w:val="center"/>
             <w:hideMark/>
@@ -1958,7 +1917,6 @@
               <w:bottom w:val="single" w:sz="4" w:space="0" w:color="000000"/>
               <w:right w:val="single" w:sz="18" w:space="0" w:color="auto"/>
             </w:tcBorders>
-            <w:shd w:val="clear" w:color="auto" w:fill="auto"/>
             <w:noWrap/>
             <w:vAlign w:val="center"/>
             <w:hideMark/>
@@ -1986,7 +1944,6 @@
               <w:bottom w:val="single" w:sz="4" w:space="0" w:color="000000"/>
               <w:right w:val="single" w:sz="4" w:space="0" w:color="000000"/>
             </w:tcBorders>
-            <w:shd w:val="clear" w:color="auto" w:fill="auto"/>
             <w:noWrap/>
             <w:vAlign w:val="center"/>
             <w:hideMark/>
@@ -2009,7 +1966,6 @@
               <w:bottom w:val="single" w:sz="4" w:space="0" w:color="000000"/>
               <w:right w:val="single" w:sz="4" w:space="0" w:color="000000"/>
             </w:tcBorders>
-            <w:shd w:val="clear" w:color="auto" w:fill="auto"/>
             <w:noWrap/>
             <w:vAlign w:val="center"/>
             <w:hideMark/>
@@ -2032,7 +1988,6 @@
               <w:bottom w:val="single" w:sz="4" w:space="0" w:color="000000"/>
               <w:right w:val="single" w:sz="4" w:space="0" w:color="000000"/>
             </w:tcBorders>
-            <w:shd w:val="clear" w:color="auto" w:fill="auto"/>
             <w:noWrap/>
             <w:vAlign w:val="center"/>
             <w:hideMark/>
@@ -2055,7 +2010,6 @@
               <w:bottom w:val="single" w:sz="4" w:space="0" w:color="000000"/>
               <w:right w:val="single" w:sz="4" w:space="0" w:color="000000"/>
             </w:tcBorders>
-            <w:shd w:val="clear" w:color="auto" w:fill="auto"/>
             <w:noWrap/>
             <w:vAlign w:val="center"/>
             <w:hideMark/>
@@ -2078,7 +2032,6 @@
               <w:bottom w:val="single" w:sz="4" w:space="0" w:color="000000"/>
               <w:right w:val="single" w:sz="4" w:space="0" w:color="000000"/>
             </w:tcBorders>
-            <w:shd w:val="clear" w:color="auto" w:fill="auto"/>
             <w:noWrap/>
             <w:vAlign w:val="center"/>
             <w:hideMark/>
@@ -2101,7 +2054,6 @@
               <w:bottom w:val="single" w:sz="4" w:space="0" w:color="000000"/>
               <w:right w:val="single" w:sz="4" w:space="0" w:color="000000"/>
             </w:tcBorders>
-            <w:shd w:val="clear" w:color="auto" w:fill="auto"/>
             <w:noWrap/>
             <w:vAlign w:val="center"/>
             <w:hideMark/>
@@ -2124,7 +2076,6 @@
               <w:bottom w:val="single" w:sz="4" w:space="0" w:color="000000"/>
               <w:right w:val="single" w:sz="4" w:space="0" w:color="000000"/>
             </w:tcBorders>
-            <w:shd w:val="clear" w:color="auto" w:fill="auto"/>
             <w:noWrap/>
             <w:vAlign w:val="center"/>
             <w:hideMark/>
@@ -2147,7 +2098,6 @@
               <w:bottom w:val="single" w:sz="4" w:space="0" w:color="000000"/>
               <w:right w:val="single" w:sz="18" w:space="0" w:color="auto"/>
             </w:tcBorders>
-            <w:shd w:val="clear" w:color="auto" w:fill="auto"/>
             <w:noWrap/>
             <w:vAlign w:val="center"/>
             <w:hideMark/>
@@ -2175,7 +2125,6 @@
               <w:bottom w:val="single" w:sz="4" w:space="0" w:color="000000"/>
               <w:right w:val="single" w:sz="4" w:space="0" w:color="000000"/>
             </w:tcBorders>
-            <w:shd w:val="clear" w:color="auto" w:fill="auto"/>
             <w:noWrap/>
             <w:vAlign w:val="center"/>
             <w:hideMark/>
@@ -2198,7 +2147,6 @@
               <w:bottom w:val="single" w:sz="4" w:space="0" w:color="000000"/>
               <w:right w:val="single" w:sz="4" w:space="0" w:color="000000"/>
             </w:tcBorders>
-            <w:shd w:val="clear" w:color="auto" w:fill="auto"/>
             <w:noWrap/>
             <w:vAlign w:val="center"/>
             <w:hideMark/>
@@ -2221,7 +2169,6 @@
               <w:bottom w:val="single" w:sz="4" w:space="0" w:color="000000"/>
               <w:right w:val="single" w:sz="4" w:space="0" w:color="000000"/>
             </w:tcBorders>
-            <w:shd w:val="clear" w:color="auto" w:fill="auto"/>
             <w:noWrap/>
             <w:vAlign w:val="center"/>
             <w:hideMark/>
@@ -2244,7 +2191,6 @@
               <w:bottom w:val="single" w:sz="4" w:space="0" w:color="000000"/>
               <w:right w:val="single" w:sz="4" w:space="0" w:color="000000"/>
             </w:tcBorders>
-            <w:shd w:val="clear" w:color="auto" w:fill="auto"/>
             <w:noWrap/>
             <w:vAlign w:val="center"/>
             <w:hideMark/>
@@ -2267,7 +2213,6 @@
               <w:bottom w:val="single" w:sz="4" w:space="0" w:color="000000"/>
               <w:right w:val="single" w:sz="4" w:space="0" w:color="000000"/>
             </w:tcBorders>
-            <w:shd w:val="clear" w:color="auto" w:fill="auto"/>
             <w:noWrap/>
             <w:vAlign w:val="center"/>
             <w:hideMark/>
@@ -2290,7 +2235,6 @@
               <w:bottom w:val="single" w:sz="4" w:space="0" w:color="000000"/>
               <w:right w:val="single" w:sz="4" w:space="0" w:color="000000"/>
             </w:tcBorders>
-            <w:shd w:val="clear" w:color="auto" w:fill="auto"/>
             <w:noWrap/>
             <w:vAlign w:val="center"/>
             <w:hideMark/>
@@ -2313,7 +2257,6 @@
               <w:bottom w:val="single" w:sz="4" w:space="0" w:color="000000"/>
               <w:right w:val="single" w:sz="4" w:space="0" w:color="000000"/>
             </w:tcBorders>
-            <w:shd w:val="clear" w:color="auto" w:fill="auto"/>
             <w:noWrap/>
             <w:vAlign w:val="center"/>
             <w:hideMark/>
@@ -2336,7 +2279,6 @@
               <w:bottom w:val="single" w:sz="4" w:space="0" w:color="000000"/>
               <w:right w:val="single" w:sz="18" w:space="0" w:color="auto"/>
             </w:tcBorders>
-            <w:shd w:val="clear" w:color="auto" w:fill="auto"/>
             <w:noWrap/>
             <w:vAlign w:val="center"/>
             <w:hideMark/>
@@ -2364,7 +2306,6 @@
               <w:bottom w:val="single" w:sz="4" w:space="0" w:color="000000"/>
               <w:right w:val="single" w:sz="4" w:space="0" w:color="000000"/>
             </w:tcBorders>
-            <w:shd w:val="clear" w:color="auto" w:fill="auto"/>
             <w:noWrap/>
             <w:vAlign w:val="center"/>
             <w:hideMark/>
@@ -2387,7 +2328,6 @@
               <w:bottom w:val="single" w:sz="4" w:space="0" w:color="000000"/>
               <w:right w:val="single" w:sz="4" w:space="0" w:color="000000"/>
             </w:tcBorders>
-            <w:shd w:val="clear" w:color="auto" w:fill="auto"/>
             <w:noWrap/>
             <w:vAlign w:val="center"/>
             <w:hideMark/>
@@ -2410,7 +2350,6 @@
               <w:bottom w:val="single" w:sz="4" w:space="0" w:color="000000"/>
               <w:right w:val="single" w:sz="4" w:space="0" w:color="000000"/>
             </w:tcBorders>
-            <w:shd w:val="clear" w:color="auto" w:fill="auto"/>
             <w:noWrap/>
             <w:vAlign w:val="center"/>
             <w:hideMark/>
@@ -2433,7 +2372,6 @@
               <w:bottom w:val="single" w:sz="4" w:space="0" w:color="000000"/>
               <w:right w:val="single" w:sz="4" w:space="0" w:color="000000"/>
             </w:tcBorders>
-            <w:shd w:val="clear" w:color="auto" w:fill="auto"/>
             <w:noWrap/>
             <w:vAlign w:val="center"/>
             <w:hideMark/>
@@ -2456,7 +2394,6 @@
               <w:bottom w:val="single" w:sz="4" w:space="0" w:color="000000"/>
               <w:right w:val="single" w:sz="4" w:space="0" w:color="000000"/>
             </w:tcBorders>
-            <w:shd w:val="clear" w:color="auto" w:fill="auto"/>
             <w:noWrap/>
             <w:vAlign w:val="center"/>
             <w:hideMark/>
@@ -2479,7 +2416,6 @@
               <w:bottom w:val="single" w:sz="4" w:space="0" w:color="000000"/>
               <w:right w:val="single" w:sz="4" w:space="0" w:color="000000"/>
             </w:tcBorders>
-            <w:shd w:val="clear" w:color="auto" w:fill="auto"/>
             <w:noWrap/>
             <w:vAlign w:val="center"/>
             <w:hideMark/>
@@ -2502,7 +2438,6 @@
               <w:bottom w:val="single" w:sz="4" w:space="0" w:color="000000"/>
               <w:right w:val="single" w:sz="4" w:space="0" w:color="000000"/>
             </w:tcBorders>
-            <w:shd w:val="clear" w:color="auto" w:fill="auto"/>
             <w:noWrap/>
             <w:vAlign w:val="center"/>
             <w:hideMark/>
@@ -2525,7 +2460,6 @@
               <w:bottom w:val="single" w:sz="4" w:space="0" w:color="000000"/>
               <w:right w:val="single" w:sz="18" w:space="0" w:color="auto"/>
             </w:tcBorders>
-            <w:shd w:val="clear" w:color="auto" w:fill="auto"/>
             <w:noWrap/>
             <w:vAlign w:val="center"/>
             <w:hideMark/>
@@ -2553,7 +2487,6 @@
               <w:bottom w:val="single" w:sz="4" w:space="0" w:color="000000"/>
               <w:right w:val="single" w:sz="4" w:space="0" w:color="000000"/>
             </w:tcBorders>
-            <w:shd w:val="clear" w:color="auto" w:fill="auto"/>
             <w:noWrap/>
             <w:vAlign w:val="center"/>
             <w:hideMark/>
@@ -2576,7 +2509,6 @@
               <w:bottom w:val="single" w:sz="4" w:space="0" w:color="000000"/>
               <w:right w:val="single" w:sz="4" w:space="0" w:color="000000"/>
             </w:tcBorders>
-            <w:shd w:val="clear" w:color="auto" w:fill="auto"/>
             <w:noWrap/>
             <w:vAlign w:val="center"/>
             <w:hideMark/>
@@ -2599,7 +2531,6 @@
               <w:bottom w:val="single" w:sz="4" w:space="0" w:color="000000"/>
               <w:right w:val="single" w:sz="4" w:space="0" w:color="000000"/>
             </w:tcBorders>
-            <w:shd w:val="clear" w:color="auto" w:fill="auto"/>
             <w:noWrap/>
             <w:vAlign w:val="center"/>
             <w:hideMark/>
@@ -2622,7 +2553,6 @@
               <w:bottom w:val="single" w:sz="4" w:space="0" w:color="000000"/>
               <w:right w:val="single" w:sz="4" w:space="0" w:color="000000"/>
             </w:tcBorders>
-            <w:shd w:val="clear" w:color="auto" w:fill="auto"/>
             <w:noWrap/>
             <w:vAlign w:val="center"/>
             <w:hideMark/>
@@ -2645,7 +2575,6 @@
               <w:bottom w:val="single" w:sz="4" w:space="0" w:color="000000"/>
               <w:right w:val="single" w:sz="4" w:space="0" w:color="000000"/>
             </w:tcBorders>
-            <w:shd w:val="clear" w:color="auto" w:fill="auto"/>
             <w:noWrap/>
             <w:vAlign w:val="center"/>
             <w:hideMark/>
@@ -2668,7 +2597,6 @@
               <w:bottom w:val="single" w:sz="4" w:space="0" w:color="000000"/>
               <w:right w:val="single" w:sz="4" w:space="0" w:color="000000"/>
             </w:tcBorders>
-            <w:shd w:val="clear" w:color="auto" w:fill="auto"/>
             <w:noWrap/>
             <w:vAlign w:val="center"/>
             <w:hideMark/>
@@ -2691,7 +2619,6 @@
               <w:bottom w:val="single" w:sz="4" w:space="0" w:color="000000"/>
               <w:right w:val="single" w:sz="4" w:space="0" w:color="000000"/>
             </w:tcBorders>
-            <w:shd w:val="clear" w:color="auto" w:fill="auto"/>
             <w:noWrap/>
             <w:vAlign w:val="center"/>
             <w:hideMark/>
@@ -2714,7 +2641,6 @@
               <w:bottom w:val="single" w:sz="4" w:space="0" w:color="000000"/>
               <w:right w:val="single" w:sz="18" w:space="0" w:color="auto"/>
             </w:tcBorders>
-            <w:shd w:val="clear" w:color="auto" w:fill="auto"/>
             <w:noWrap/>
             <w:vAlign w:val="center"/>
             <w:hideMark/>
@@ -2742,7 +2668,6 @@
               <w:bottom w:val="single" w:sz="4" w:space="0" w:color="000000"/>
               <w:right w:val="single" w:sz="4" w:space="0" w:color="000000"/>
             </w:tcBorders>
-            <w:shd w:val="clear" w:color="auto" w:fill="auto"/>
             <w:noWrap/>
             <w:vAlign w:val="center"/>
             <w:hideMark/>
@@ -2765,7 +2690,6 @@
               <w:bottom w:val="single" w:sz="4" w:space="0" w:color="000000"/>
               <w:right w:val="single" w:sz="4" w:space="0" w:color="000000"/>
             </w:tcBorders>
-            <w:shd w:val="clear" w:color="auto" w:fill="auto"/>
             <w:noWrap/>
             <w:vAlign w:val="center"/>
             <w:hideMark/>
@@ -2788,7 +2712,6 @@
               <w:bottom w:val="single" w:sz="4" w:space="0" w:color="000000"/>
               <w:right w:val="single" w:sz="4" w:space="0" w:color="000000"/>
             </w:tcBorders>
-            <w:shd w:val="clear" w:color="auto" w:fill="auto"/>
             <w:noWrap/>
             <w:vAlign w:val="center"/>
             <w:hideMark/>
@@ -2811,7 +2734,6 @@
               <w:bottom w:val="single" w:sz="4" w:space="0" w:color="000000"/>
               <w:right w:val="single" w:sz="4" w:space="0" w:color="000000"/>
             </w:tcBorders>
-            <w:shd w:val="clear" w:color="auto" w:fill="auto"/>
             <w:noWrap/>
             <w:vAlign w:val="center"/>
             <w:hideMark/>
@@ -2834,7 +2756,6 @@
               <w:bottom w:val="single" w:sz="4" w:space="0" w:color="000000"/>
               <w:right w:val="single" w:sz="4" w:space="0" w:color="000000"/>
             </w:tcBorders>
-            <w:shd w:val="clear" w:color="auto" w:fill="auto"/>
             <w:noWrap/>
             <w:vAlign w:val="center"/>
             <w:hideMark/>
@@ -2857,7 +2778,6 @@
               <w:bottom w:val="single" w:sz="4" w:space="0" w:color="000000"/>
               <w:right w:val="single" w:sz="4" w:space="0" w:color="000000"/>
             </w:tcBorders>
-            <w:shd w:val="clear" w:color="auto" w:fill="auto"/>
             <w:noWrap/>
             <w:vAlign w:val="center"/>
             <w:hideMark/>
@@ -2880,7 +2800,6 @@
               <w:bottom w:val="single" w:sz="4" w:space="0" w:color="000000"/>
               <w:right w:val="single" w:sz="4" w:space="0" w:color="000000"/>
             </w:tcBorders>
-            <w:shd w:val="clear" w:color="auto" w:fill="auto"/>
             <w:noWrap/>
             <w:vAlign w:val="center"/>
             <w:hideMark/>
@@ -2903,7 +2822,6 @@
               <w:bottom w:val="single" w:sz="4" w:space="0" w:color="000000"/>
               <w:right w:val="single" w:sz="18" w:space="0" w:color="auto"/>
             </w:tcBorders>
-            <w:shd w:val="clear" w:color="auto" w:fill="auto"/>
             <w:noWrap/>
             <w:vAlign w:val="center"/>
             <w:hideMark/>
@@ -2931,7 +2849,6 @@
               <w:bottom w:val="single" w:sz="18" w:space="0" w:color="auto"/>
               <w:right w:val="single" w:sz="4" w:space="0" w:color="000000"/>
             </w:tcBorders>
-            <w:shd w:val="clear" w:color="auto" w:fill="auto"/>
             <w:noWrap/>
             <w:vAlign w:val="center"/>
             <w:hideMark/>
@@ -2954,7 +2871,6 @@
               <w:bottom w:val="single" w:sz="18" w:space="0" w:color="auto"/>
               <w:right w:val="single" w:sz="4" w:space="0" w:color="000000"/>
             </w:tcBorders>
-            <w:shd w:val="clear" w:color="auto" w:fill="auto"/>
             <w:noWrap/>
             <w:vAlign w:val="center"/>
             <w:hideMark/>
@@ -2977,7 +2893,6 @@
               <w:bottom w:val="single" w:sz="18" w:space="0" w:color="auto"/>
               <w:right w:val="single" w:sz="4" w:space="0" w:color="000000"/>
             </w:tcBorders>
-            <w:shd w:val="clear" w:color="auto" w:fill="auto"/>
             <w:noWrap/>
             <w:vAlign w:val="center"/>
             <w:hideMark/>
@@ -3000,7 +2915,6 @@
               <w:bottom w:val="single" w:sz="18" w:space="0" w:color="auto"/>
               <w:right w:val="single" w:sz="4" w:space="0" w:color="000000"/>
             </w:tcBorders>
-            <w:shd w:val="clear" w:color="auto" w:fill="auto"/>
             <w:noWrap/>
             <w:vAlign w:val="center"/>
             <w:hideMark/>
@@ -3023,7 +2937,6 @@
               <w:bottom w:val="single" w:sz="18" w:space="0" w:color="auto"/>
               <w:right w:val="single" w:sz="4" w:space="0" w:color="000000"/>
             </w:tcBorders>
-            <w:shd w:val="clear" w:color="auto" w:fill="auto"/>
             <w:noWrap/>
             <w:vAlign w:val="center"/>
             <w:hideMark/>
@@ -3046,7 +2959,6 @@
               <w:bottom w:val="single" w:sz="18" w:space="0" w:color="auto"/>
               <w:right w:val="single" w:sz="4" w:space="0" w:color="000000"/>
             </w:tcBorders>
-            <w:shd w:val="clear" w:color="auto" w:fill="auto"/>
             <w:noWrap/>
             <w:vAlign w:val="center"/>
             <w:hideMark/>
@@ -3069,7 +2981,6 @@
               <w:bottom w:val="single" w:sz="18" w:space="0" w:color="auto"/>
               <w:right w:val="single" w:sz="4" w:space="0" w:color="000000"/>
             </w:tcBorders>
-            <w:shd w:val="clear" w:color="auto" w:fill="auto"/>
             <w:noWrap/>
             <w:vAlign w:val="center"/>
             <w:hideMark/>
@@ -3092,7 +3003,6 @@
               <w:bottom w:val="single" w:sz="18" w:space="0" w:color="auto"/>
               <w:right w:val="single" w:sz="18" w:space="0" w:color="auto"/>
             </w:tcBorders>
-            <w:shd w:val="clear" w:color="auto" w:fill="auto"/>
             <w:noWrap/>
             <w:vAlign w:val="center"/>
             <w:hideMark/>
@@ -3120,7 +3030,6 @@
               <w:bottom w:val="single" w:sz="18" w:space="0" w:color="auto"/>
               <w:right w:val="single" w:sz="4" w:space="0" w:color="000000"/>
             </w:tcBorders>
-            <w:shd w:val="clear" w:color="auto" w:fill="auto"/>
             <w:noWrap/>
             <w:vAlign w:val="center"/>
             <w:hideMark/>
@@ -3153,7 +3062,6 @@
               <w:bottom w:val="single" w:sz="18" w:space="0" w:color="auto"/>
               <w:right w:val="single" w:sz="4" w:space="0" w:color="000000"/>
             </w:tcBorders>
-            <w:shd w:val="clear" w:color="auto" w:fill="auto"/>
             <w:noWrap/>
             <w:vAlign w:val="center"/>
             <w:hideMark/>
@@ -3178,7 +3086,6 @@
               <w:bottom w:val="single" w:sz="18" w:space="0" w:color="auto"/>
               <w:right w:val="single" w:sz="4" w:space="0" w:color="000000"/>
             </w:tcBorders>
-            <w:shd w:val="clear" w:color="auto" w:fill="auto"/>
             <w:noWrap/>
             <w:vAlign w:val="center"/>
             <w:hideMark/>
@@ -3203,7 +3110,6 @@
               <w:bottom w:val="single" w:sz="18" w:space="0" w:color="auto"/>
               <w:right w:val="single" w:sz="4" w:space="0" w:color="000000"/>
             </w:tcBorders>
-            <w:shd w:val="clear" w:color="auto" w:fill="auto"/>
             <w:noWrap/>
             <w:vAlign w:val="center"/>
             <w:hideMark/>
@@ -3278,7 +3184,6 @@
               <w:bottom w:val="single" w:sz="18" w:space="0" w:color="auto"/>
               <w:right w:val="single" w:sz="4" w:space="0" w:color="000000"/>
             </w:tcBorders>
-            <w:shd w:val="clear" w:color="auto" w:fill="auto"/>
             <w:noWrap/>
             <w:vAlign w:val="center"/>
             <w:hideMark/>
@@ -3303,7 +3208,6 @@
               <w:bottom w:val="single" w:sz="18" w:space="0" w:color="auto"/>
               <w:right w:val="single" w:sz="18" w:space="0" w:color="auto"/>
             </w:tcBorders>
-            <w:shd w:val="clear" w:color="auto" w:fill="auto"/>
             <w:noWrap/>
             <w:vAlign w:val="center"/>
             <w:hideMark/>
@@ -3329,26 +3233,32 @@
       <w:r>
         <w:t xml:space="preserve">Table </w:t>
       </w:r>
-      <w:r>
-        <w:fldChar w:fldCharType="begin"/>
-      </w:r>
-      <w:r>
-        <w:instrText xml:space="preserve"> SEQ Table \* ARABIC </w:instrText>
-      </w:r>
-      <w:r>
-        <w:fldChar w:fldCharType="separate"/>
-      </w:r>
-      <w:r>
-        <w:rPr>
-          <w:noProof/>
-        </w:rPr>
-        <w:t>1</w:t>
-      </w:r>
-      <w:r>
-        <w:fldChar w:fldCharType="end"/>
-      </w:r>
-      <w:r>
-        <w:t>: Electricity Usage and Cost: ${StartMo} to ${EndMo}.</w:t>
+      <w:fldSimple w:instr=" SEQ Table \* ARABIC ">
+        <w:r>
+          <w:rPr>
+            <w:noProof/>
+          </w:rPr>
+          <w:t>1</w:t>
+        </w:r>
+      </w:fldSimple>
+      <w:r>
+        <w:t>: Electricity Usage and Cost: ${</w:t>
+      </w:r>
+      <w:proofErr w:type="spellStart"/>
+      <w:r>
+        <w:t>StartMo</w:t>
+      </w:r>
+      <w:proofErr w:type="spellEnd"/>
+      <w:r>
+        <w:t>} to ${</w:t>
+      </w:r>
+      <w:proofErr w:type="spellStart"/>
+      <w:r>
+        <w:t>EndMo</w:t>
+      </w:r>
+      <w:proofErr w:type="spellEnd"/>
+      <w:r>
+        <w:t>}.</w:t>
       </w:r>
       <w:bookmarkEnd w:id="3"/>
     </w:p>
@@ -3424,8 +3334,26 @@
                 <w:bCs/>
                 <w:color w:val="000000"/>
               </w:rPr>
-              <w:t>${FuelType}</w:t>
+              <w:t>${</w:t>
             </w:r>
+            <w:proofErr w:type="spellStart"/>
+            <w:r>
+              <w:rPr>
+                <w:b/>
+                <w:bCs/>
+                <w:color w:val="000000"/>
+              </w:rPr>
+              <w:t>FuelType</w:t>
+            </w:r>
+            <w:proofErr w:type="spellEnd"/>
+            <w:r>
+              <w:rPr>
+                <w:b/>
+                <w:bCs/>
+                <w:color w:val="000000"/>
+              </w:rPr>
+              <w:t>}</w:t>
+            </w:r>
           </w:p>
         </w:tc>
         <w:tc>
@@ -3456,8 +3384,26 @@
                 <w:bCs/>
                 <w:color w:val="000000"/>
               </w:rPr>
-              <w:t>${FuelType}</w:t>
+              <w:t>${</w:t>
             </w:r>
+            <w:proofErr w:type="spellStart"/>
+            <w:r>
+              <w:rPr>
+                <w:b/>
+                <w:bCs/>
+                <w:color w:val="000000"/>
+              </w:rPr>
+              <w:t>FuelType</w:t>
+            </w:r>
+            <w:proofErr w:type="spellEnd"/>
+            <w:r>
+              <w:rPr>
+                <w:b/>
+                <w:bCs/>
+                <w:color w:val="000000"/>
+              </w:rPr>
+              <w:t>}</w:t>
+            </w:r>
           </w:p>
         </w:tc>
         <w:tc>
@@ -3488,7 +3434,25 @@
                 <w:bCs/>
                 <w:color w:val="000000"/>
               </w:rPr>
-              <w:t>${FuelType}</w:t>
+              <w:t>${</w:t>
+            </w:r>
+            <w:proofErr w:type="spellStart"/>
+            <w:r>
+              <w:rPr>
+                <w:b/>
+                <w:bCs/>
+                <w:color w:val="000000"/>
+              </w:rPr>
+              <w:t>FuelType</w:t>
+            </w:r>
+            <w:proofErr w:type="spellEnd"/>
+            <w:r>
+              <w:rPr>
+                <w:b/>
+                <w:bCs/>
+                <w:color w:val="000000"/>
+              </w:rPr>
+              <w:t>}</w:t>
             </w:r>
           </w:p>
         </w:tc>
@@ -3520,7 +3484,25 @@
                 <w:bCs/>
                 <w:color w:val="000000"/>
               </w:rPr>
-              <w:t>${FuelType}</w:t>
+              <w:t>${</w:t>
+            </w:r>
+            <w:proofErr w:type="spellStart"/>
+            <w:r>
+              <w:rPr>
+                <w:b/>
+                <w:bCs/>
+                <w:color w:val="000000"/>
+              </w:rPr>
+              <w:t>FuelType</w:t>
+            </w:r>
+            <w:proofErr w:type="spellEnd"/>
+            <w:r>
+              <w:rPr>
+                <w:b/>
+                <w:bCs/>
+                <w:color w:val="000000"/>
+              </w:rPr>
+              <w:t>}</w:t>
             </w:r>
           </w:p>
         </w:tc>
@@ -3728,7 +3710,25 @@
                 <w:bCs/>
                 <w:color w:val="000000"/>
               </w:rPr>
-              <w:t>[${FuelUnit}]</w:t>
+              <w:t>[${</w:t>
+            </w:r>
+            <w:proofErr w:type="spellStart"/>
+            <w:r>
+              <w:rPr>
+                <w:b/>
+                <w:bCs/>
+                <w:color w:val="000000"/>
+              </w:rPr>
+              <w:t>FuelUnit</w:t>
+            </w:r>
+            <w:proofErr w:type="spellEnd"/>
+            <w:r>
+              <w:rPr>
+                <w:b/>
+                <w:bCs/>
+                <w:color w:val="000000"/>
+              </w:rPr>
+              <w:t>}]</w:t>
             </w:r>
           </w:p>
         </w:tc>
@@ -3813,7 +3813,6 @@
               <w:bottom w:val="single" w:sz="4" w:space="0" w:color="000000"/>
               <w:right w:val="single" w:sz="4" w:space="0" w:color="000000"/>
             </w:tcBorders>
-            <w:shd w:val="clear" w:color="auto" w:fill="auto"/>
             <w:noWrap/>
             <w:vAlign w:val="center"/>
             <w:hideMark/>
@@ -3836,7 +3835,6 @@
               <w:bottom w:val="single" w:sz="4" w:space="0" w:color="000000"/>
               <w:right w:val="single" w:sz="4" w:space="0" w:color="000000"/>
             </w:tcBorders>
-            <w:shd w:val="clear" w:color="auto" w:fill="auto"/>
             <w:noWrap/>
             <w:vAlign w:val="center"/>
             <w:hideMark/>
@@ -3859,7 +3857,6 @@
               <w:bottom w:val="single" w:sz="4" w:space="0" w:color="000000"/>
               <w:right w:val="single" w:sz="4" w:space="0" w:color="000000"/>
             </w:tcBorders>
-            <w:shd w:val="clear" w:color="auto" w:fill="auto"/>
             <w:noWrap/>
             <w:vAlign w:val="center"/>
             <w:hideMark/>
@@ -3882,7 +3879,6 @@
               <w:bottom w:val="single" w:sz="4" w:space="0" w:color="000000"/>
               <w:right w:val="single" w:sz="18" w:space="0" w:color="auto"/>
             </w:tcBorders>
-            <w:shd w:val="clear" w:color="auto" w:fill="auto"/>
             <w:noWrap/>
             <w:vAlign w:val="center"/>
             <w:hideMark/>
@@ -3911,7 +3907,6 @@
               <w:bottom w:val="single" w:sz="4" w:space="0" w:color="000000"/>
               <w:right w:val="single" w:sz="4" w:space="0" w:color="000000"/>
             </w:tcBorders>
-            <w:shd w:val="clear" w:color="auto" w:fill="auto"/>
             <w:noWrap/>
             <w:vAlign w:val="center"/>
             <w:hideMark/>
@@ -3934,7 +3929,6 @@
               <w:bottom w:val="single" w:sz="4" w:space="0" w:color="000000"/>
               <w:right w:val="single" w:sz="4" w:space="0" w:color="000000"/>
             </w:tcBorders>
-            <w:shd w:val="clear" w:color="auto" w:fill="auto"/>
             <w:noWrap/>
             <w:vAlign w:val="center"/>
             <w:hideMark/>
@@ -3957,7 +3951,6 @@
               <w:bottom w:val="single" w:sz="4" w:space="0" w:color="000000"/>
               <w:right w:val="single" w:sz="4" w:space="0" w:color="000000"/>
             </w:tcBorders>
-            <w:shd w:val="clear" w:color="auto" w:fill="auto"/>
             <w:noWrap/>
             <w:vAlign w:val="center"/>
             <w:hideMark/>
@@ -3980,7 +3973,6 @@
               <w:bottom w:val="single" w:sz="4" w:space="0" w:color="000000"/>
               <w:right w:val="single" w:sz="18" w:space="0" w:color="auto"/>
             </w:tcBorders>
-            <w:shd w:val="clear" w:color="auto" w:fill="auto"/>
             <w:noWrap/>
             <w:vAlign w:val="center"/>
             <w:hideMark/>
@@ -4009,7 +4001,6 @@
               <w:bottom w:val="single" w:sz="4" w:space="0" w:color="000000"/>
               <w:right w:val="single" w:sz="4" w:space="0" w:color="000000"/>
             </w:tcBorders>
-            <w:shd w:val="clear" w:color="auto" w:fill="auto"/>
             <w:noWrap/>
             <w:vAlign w:val="center"/>
             <w:hideMark/>
@@ -4032,7 +4023,6 @@
               <w:bottom w:val="single" w:sz="4" w:space="0" w:color="000000"/>
               <w:right w:val="single" w:sz="4" w:space="0" w:color="000000"/>
             </w:tcBorders>
-            <w:shd w:val="clear" w:color="auto" w:fill="auto"/>
             <w:noWrap/>
             <w:vAlign w:val="center"/>
             <w:hideMark/>
@@ -4055,7 +4045,6 @@
               <w:bottom w:val="single" w:sz="4" w:space="0" w:color="000000"/>
               <w:right w:val="single" w:sz="4" w:space="0" w:color="000000"/>
             </w:tcBorders>
-            <w:shd w:val="clear" w:color="auto" w:fill="auto"/>
             <w:noWrap/>
             <w:vAlign w:val="center"/>
             <w:hideMark/>
@@ -4078,7 +4067,6 @@
               <w:bottom w:val="single" w:sz="4" w:space="0" w:color="000000"/>
               <w:right w:val="single" w:sz="18" w:space="0" w:color="auto"/>
             </w:tcBorders>
-            <w:shd w:val="clear" w:color="auto" w:fill="auto"/>
             <w:noWrap/>
             <w:vAlign w:val="center"/>
             <w:hideMark/>
@@ -4107,7 +4095,6 @@
               <w:bottom w:val="single" w:sz="4" w:space="0" w:color="000000"/>
               <w:right w:val="single" w:sz="4" w:space="0" w:color="000000"/>
             </w:tcBorders>
-            <w:shd w:val="clear" w:color="auto" w:fill="auto"/>
             <w:noWrap/>
             <w:vAlign w:val="center"/>
             <w:hideMark/>
@@ -4130,7 +4117,6 @@
               <w:bottom w:val="single" w:sz="4" w:space="0" w:color="000000"/>
               <w:right w:val="single" w:sz="4" w:space="0" w:color="000000"/>
             </w:tcBorders>
-            <w:shd w:val="clear" w:color="auto" w:fill="auto"/>
             <w:noWrap/>
             <w:vAlign w:val="center"/>
             <w:hideMark/>
@@ -4153,7 +4139,6 @@
               <w:bottom w:val="single" w:sz="4" w:space="0" w:color="000000"/>
               <w:right w:val="single" w:sz="4" w:space="0" w:color="000000"/>
             </w:tcBorders>
-            <w:shd w:val="clear" w:color="auto" w:fill="auto"/>
             <w:noWrap/>
             <w:vAlign w:val="center"/>
             <w:hideMark/>
@@ -4176,7 +4161,6 @@
               <w:bottom w:val="single" w:sz="4" w:space="0" w:color="000000"/>
               <w:right w:val="single" w:sz="18" w:space="0" w:color="auto"/>
             </w:tcBorders>
-            <w:shd w:val="clear" w:color="auto" w:fill="auto"/>
             <w:noWrap/>
             <w:vAlign w:val="center"/>
             <w:hideMark/>
@@ -4205,7 +4189,6 @@
               <w:bottom w:val="single" w:sz="4" w:space="0" w:color="000000"/>
               <w:right w:val="single" w:sz="4" w:space="0" w:color="000000"/>
             </w:tcBorders>
-            <w:shd w:val="clear" w:color="auto" w:fill="auto"/>
             <w:noWrap/>
             <w:vAlign w:val="center"/>
             <w:hideMark/>
@@ -4228,7 +4211,6 @@
               <w:bottom w:val="single" w:sz="4" w:space="0" w:color="000000"/>
               <w:right w:val="single" w:sz="4" w:space="0" w:color="000000"/>
             </w:tcBorders>
-            <w:shd w:val="clear" w:color="auto" w:fill="auto"/>
             <w:noWrap/>
             <w:vAlign w:val="center"/>
             <w:hideMark/>
@@ -4251,7 +4233,6 @@
               <w:bottom w:val="single" w:sz="4" w:space="0" w:color="000000"/>
               <w:right w:val="single" w:sz="4" w:space="0" w:color="000000"/>
             </w:tcBorders>
-            <w:shd w:val="clear" w:color="auto" w:fill="auto"/>
             <w:noWrap/>
             <w:vAlign w:val="center"/>
             <w:hideMark/>
@@ -4274,7 +4255,6 @@
               <w:bottom w:val="single" w:sz="4" w:space="0" w:color="000000"/>
               <w:right w:val="single" w:sz="18" w:space="0" w:color="auto"/>
             </w:tcBorders>
-            <w:shd w:val="clear" w:color="auto" w:fill="auto"/>
             <w:noWrap/>
             <w:vAlign w:val="center"/>
             <w:hideMark/>
@@ -4303,7 +4283,6 @@
               <w:bottom w:val="single" w:sz="4" w:space="0" w:color="000000"/>
               <w:right w:val="single" w:sz="4" w:space="0" w:color="000000"/>
             </w:tcBorders>
-            <w:shd w:val="clear" w:color="auto" w:fill="auto"/>
             <w:noWrap/>
             <w:vAlign w:val="center"/>
             <w:hideMark/>
@@ -4326,7 +4305,6 @@
               <w:bottom w:val="single" w:sz="4" w:space="0" w:color="000000"/>
               <w:right w:val="single" w:sz="4" w:space="0" w:color="000000"/>
             </w:tcBorders>
-            <w:shd w:val="clear" w:color="auto" w:fill="auto"/>
             <w:noWrap/>
             <w:vAlign w:val="center"/>
             <w:hideMark/>
@@ -4349,7 +4327,6 @@
               <w:bottom w:val="single" w:sz="4" w:space="0" w:color="000000"/>
               <w:right w:val="single" w:sz="4" w:space="0" w:color="000000"/>
             </w:tcBorders>
-            <w:shd w:val="clear" w:color="auto" w:fill="auto"/>
             <w:noWrap/>
             <w:vAlign w:val="center"/>
             <w:hideMark/>
@@ -4372,7 +4349,6 @@
               <w:bottom w:val="single" w:sz="4" w:space="0" w:color="000000"/>
               <w:right w:val="single" w:sz="18" w:space="0" w:color="auto"/>
             </w:tcBorders>
-            <w:shd w:val="clear" w:color="auto" w:fill="auto"/>
             <w:noWrap/>
             <w:vAlign w:val="center"/>
             <w:hideMark/>
@@ -4401,7 +4377,6 @@
               <w:bottom w:val="single" w:sz="4" w:space="0" w:color="000000"/>
               <w:right w:val="single" w:sz="4" w:space="0" w:color="000000"/>
             </w:tcBorders>
-            <w:shd w:val="clear" w:color="auto" w:fill="auto"/>
             <w:noWrap/>
             <w:vAlign w:val="center"/>
             <w:hideMark/>
@@ -4424,7 +4399,6 @@
               <w:bottom w:val="single" w:sz="4" w:space="0" w:color="000000"/>
               <w:right w:val="single" w:sz="4" w:space="0" w:color="000000"/>
             </w:tcBorders>
-            <w:shd w:val="clear" w:color="auto" w:fill="auto"/>
             <w:noWrap/>
             <w:vAlign w:val="center"/>
             <w:hideMark/>
@@ -4453,7 +4427,6 @@
               <w:bottom w:val="single" w:sz="4" w:space="0" w:color="000000"/>
               <w:right w:val="single" w:sz="4" w:space="0" w:color="000000"/>
             </w:tcBorders>
-            <w:shd w:val="clear" w:color="auto" w:fill="auto"/>
             <w:noWrap/>
             <w:vAlign w:val="center"/>
             <w:hideMark/>
@@ -4476,7 +4449,6 @@
               <w:bottom w:val="single" w:sz="4" w:space="0" w:color="000000"/>
               <w:right w:val="single" w:sz="18" w:space="0" w:color="auto"/>
             </w:tcBorders>
-            <w:shd w:val="clear" w:color="auto" w:fill="auto"/>
             <w:noWrap/>
             <w:vAlign w:val="center"/>
             <w:hideMark/>
@@ -4505,7 +4477,6 @@
               <w:bottom w:val="single" w:sz="4" w:space="0" w:color="000000"/>
               <w:right w:val="single" w:sz="4" w:space="0" w:color="000000"/>
             </w:tcBorders>
-            <w:shd w:val="clear" w:color="auto" w:fill="auto"/>
             <w:noWrap/>
             <w:vAlign w:val="center"/>
             <w:hideMark/>
@@ -4528,7 +4499,6 @@
               <w:bottom w:val="single" w:sz="4" w:space="0" w:color="000000"/>
               <w:right w:val="single" w:sz="4" w:space="0" w:color="000000"/>
             </w:tcBorders>
-            <w:shd w:val="clear" w:color="auto" w:fill="auto"/>
             <w:noWrap/>
             <w:vAlign w:val="center"/>
             <w:hideMark/>
@@ -4551,7 +4521,6 @@
               <w:bottom w:val="single" w:sz="4" w:space="0" w:color="000000"/>
               <w:right w:val="single" w:sz="4" w:space="0" w:color="000000"/>
             </w:tcBorders>
-            <w:shd w:val="clear" w:color="auto" w:fill="auto"/>
             <w:noWrap/>
             <w:vAlign w:val="center"/>
             <w:hideMark/>
@@ -4574,7 +4543,6 @@
               <w:bottom w:val="single" w:sz="4" w:space="0" w:color="000000"/>
               <w:right w:val="single" w:sz="18" w:space="0" w:color="auto"/>
             </w:tcBorders>
-            <w:shd w:val="clear" w:color="auto" w:fill="auto"/>
             <w:noWrap/>
             <w:vAlign w:val="center"/>
             <w:hideMark/>
@@ -4603,7 +4571,6 @@
               <w:bottom w:val="single" w:sz="4" w:space="0" w:color="000000"/>
               <w:right w:val="single" w:sz="4" w:space="0" w:color="000000"/>
             </w:tcBorders>
-            <w:shd w:val="clear" w:color="auto" w:fill="auto"/>
             <w:noWrap/>
             <w:vAlign w:val="center"/>
             <w:hideMark/>
@@ -4626,7 +4593,6 @@
               <w:bottom w:val="single" w:sz="4" w:space="0" w:color="000000"/>
               <w:right w:val="single" w:sz="4" w:space="0" w:color="000000"/>
             </w:tcBorders>
-            <w:shd w:val="clear" w:color="auto" w:fill="auto"/>
             <w:noWrap/>
             <w:vAlign w:val="center"/>
             <w:hideMark/>
@@ -4649,7 +4615,6 @@
               <w:bottom w:val="single" w:sz="4" w:space="0" w:color="000000"/>
               <w:right w:val="single" w:sz="4" w:space="0" w:color="000000"/>
             </w:tcBorders>
-            <w:shd w:val="clear" w:color="auto" w:fill="auto"/>
             <w:noWrap/>
             <w:vAlign w:val="center"/>
             <w:hideMark/>
@@ -4672,7 +4637,6 @@
               <w:bottom w:val="single" w:sz="4" w:space="0" w:color="000000"/>
               <w:right w:val="single" w:sz="18" w:space="0" w:color="auto"/>
             </w:tcBorders>
-            <w:shd w:val="clear" w:color="auto" w:fill="auto"/>
             <w:noWrap/>
             <w:vAlign w:val="center"/>
             <w:hideMark/>
@@ -4701,7 +4665,6 @@
               <w:bottom w:val="single" w:sz="4" w:space="0" w:color="000000"/>
               <w:right w:val="single" w:sz="4" w:space="0" w:color="000000"/>
             </w:tcBorders>
-            <w:shd w:val="clear" w:color="auto" w:fill="auto"/>
             <w:noWrap/>
             <w:vAlign w:val="center"/>
             <w:hideMark/>
@@ -4724,7 +4687,6 @@
               <w:bottom w:val="single" w:sz="4" w:space="0" w:color="000000"/>
               <w:right w:val="single" w:sz="4" w:space="0" w:color="000000"/>
             </w:tcBorders>
-            <w:shd w:val="clear" w:color="auto" w:fill="auto"/>
             <w:noWrap/>
             <w:vAlign w:val="center"/>
             <w:hideMark/>
@@ -4747,7 +4709,6 @@
               <w:bottom w:val="single" w:sz="4" w:space="0" w:color="000000"/>
               <w:right w:val="single" w:sz="4" w:space="0" w:color="000000"/>
             </w:tcBorders>
-            <w:shd w:val="clear" w:color="auto" w:fill="auto"/>
             <w:noWrap/>
             <w:vAlign w:val="center"/>
             <w:hideMark/>
@@ -4770,7 +4731,6 @@
               <w:bottom w:val="single" w:sz="4" w:space="0" w:color="000000"/>
               <w:right w:val="single" w:sz="18" w:space="0" w:color="auto"/>
             </w:tcBorders>
-            <w:shd w:val="clear" w:color="auto" w:fill="auto"/>
             <w:noWrap/>
             <w:vAlign w:val="center"/>
             <w:hideMark/>
@@ -4799,7 +4759,6 @@
               <w:bottom w:val="single" w:sz="4" w:space="0" w:color="000000"/>
               <w:right w:val="single" w:sz="4" w:space="0" w:color="000000"/>
             </w:tcBorders>
-            <w:shd w:val="clear" w:color="auto" w:fill="auto"/>
             <w:noWrap/>
             <w:vAlign w:val="center"/>
             <w:hideMark/>
@@ -4822,7 +4781,6 @@
               <w:bottom w:val="single" w:sz="4" w:space="0" w:color="000000"/>
               <w:right w:val="single" w:sz="4" w:space="0" w:color="000000"/>
             </w:tcBorders>
-            <w:shd w:val="clear" w:color="auto" w:fill="auto"/>
             <w:noWrap/>
             <w:vAlign w:val="center"/>
             <w:hideMark/>
@@ -4845,7 +4803,6 @@
               <w:bottom w:val="single" w:sz="4" w:space="0" w:color="000000"/>
               <w:right w:val="single" w:sz="4" w:space="0" w:color="000000"/>
             </w:tcBorders>
-            <w:shd w:val="clear" w:color="auto" w:fill="auto"/>
             <w:noWrap/>
             <w:vAlign w:val="center"/>
             <w:hideMark/>
@@ -4868,7 +4825,6 @@
               <w:bottom w:val="single" w:sz="4" w:space="0" w:color="000000"/>
               <w:right w:val="single" w:sz="18" w:space="0" w:color="auto"/>
             </w:tcBorders>
-            <w:shd w:val="clear" w:color="auto" w:fill="auto"/>
             <w:noWrap/>
             <w:vAlign w:val="center"/>
             <w:hideMark/>
@@ -4897,7 +4853,6 @@
               <w:bottom w:val="single" w:sz="18" w:space="0" w:color="auto"/>
               <w:right w:val="single" w:sz="4" w:space="0" w:color="000000"/>
             </w:tcBorders>
-            <w:shd w:val="clear" w:color="auto" w:fill="auto"/>
             <w:noWrap/>
             <w:vAlign w:val="center"/>
             <w:hideMark/>
@@ -4920,7 +4875,6 @@
               <w:bottom w:val="single" w:sz="18" w:space="0" w:color="auto"/>
               <w:right w:val="single" w:sz="4" w:space="0" w:color="000000"/>
             </w:tcBorders>
-            <w:shd w:val="clear" w:color="auto" w:fill="auto"/>
             <w:noWrap/>
             <w:vAlign w:val="center"/>
             <w:hideMark/>
@@ -4943,7 +4897,6 @@
               <w:bottom w:val="single" w:sz="18" w:space="0" w:color="auto"/>
               <w:right w:val="single" w:sz="4" w:space="0" w:color="000000"/>
             </w:tcBorders>
-            <w:shd w:val="clear" w:color="auto" w:fill="auto"/>
             <w:noWrap/>
             <w:vAlign w:val="center"/>
             <w:hideMark/>
@@ -4966,7 +4919,6 @@
               <w:bottom w:val="single" w:sz="18" w:space="0" w:color="auto"/>
               <w:right w:val="single" w:sz="18" w:space="0" w:color="auto"/>
             </w:tcBorders>
-            <w:shd w:val="clear" w:color="auto" w:fill="auto"/>
             <w:noWrap/>
             <w:vAlign w:val="center"/>
             <w:hideMark/>
@@ -4995,7 +4947,6 @@
               <w:bottom w:val="single" w:sz="18" w:space="0" w:color="auto"/>
               <w:right w:val="single" w:sz="4" w:space="0" w:color="000000"/>
             </w:tcBorders>
-            <w:shd w:val="clear" w:color="auto" w:fill="auto"/>
             <w:noWrap/>
             <w:vAlign w:val="center"/>
             <w:hideMark/>
@@ -5028,7 +4979,6 @@
               <w:bottom w:val="single" w:sz="18" w:space="0" w:color="auto"/>
               <w:right w:val="single" w:sz="4" w:space="0" w:color="000000"/>
             </w:tcBorders>
-            <w:shd w:val="clear" w:color="auto" w:fill="auto"/>
             <w:noWrap/>
             <w:vAlign w:val="center"/>
             <w:hideMark/>
@@ -5053,7 +5003,6 @@
               <w:bottom w:val="single" w:sz="18" w:space="0" w:color="auto"/>
               <w:right w:val="single" w:sz="4" w:space="0" w:color="000000"/>
             </w:tcBorders>
-            <w:shd w:val="clear" w:color="auto" w:fill="auto"/>
             <w:noWrap/>
             <w:vAlign w:val="center"/>
             <w:hideMark/>
@@ -5078,7 +5027,6 @@
               <w:bottom w:val="single" w:sz="18" w:space="0" w:color="auto"/>
               <w:right w:val="single" w:sz="18" w:space="0" w:color="auto"/>
             </w:tcBorders>
-            <w:shd w:val="clear" w:color="auto" w:fill="auto"/>
             <w:noWrap/>
             <w:vAlign w:val="center"/>
             <w:hideMark/>
@@ -5104,26 +5052,40 @@
       <w:r>
         <w:t xml:space="preserve">Table </w:t>
       </w:r>
-      <w:r>
-        <w:fldChar w:fldCharType="begin"/>
-      </w:r>
-      <w:r>
-        <w:instrText xml:space="preserve"> SEQ Table \* ARABIC </w:instrText>
-      </w:r>
-      <w:r>
-        <w:fldChar w:fldCharType="separate"/>
-      </w:r>
-      <w:r>
-        <w:rPr>
-          <w:noProof/>
-        </w:rPr>
-        <w:t>2</w:t>
-      </w:r>
-      <w:r>
-        <w:fldChar w:fldCharType="end"/>
-      </w:r>
-      <w:r>
-        <w:t>: ${FuelType} Usage and Cost: ${StartMo} to ${EndMo}.</w:t>
+      <w:fldSimple w:instr=" SEQ Table \* ARABIC ">
+        <w:r>
+          <w:rPr>
+            <w:noProof/>
+          </w:rPr>
+          <w:t>2</w:t>
+        </w:r>
+      </w:fldSimple>
+      <w:r>
+        <w:t>: ${</w:t>
+      </w:r>
+      <w:proofErr w:type="spellStart"/>
+      <w:r>
+        <w:t>FuelType</w:t>
+      </w:r>
+      <w:proofErr w:type="spellEnd"/>
+      <w:r>
+        <w:t>} Usage and Cost: ${</w:t>
+      </w:r>
+      <w:proofErr w:type="spellStart"/>
+      <w:r>
+        <w:t>StartMo</w:t>
+      </w:r>
+      <w:proofErr w:type="spellEnd"/>
+      <w:r>
+        <w:t>} to ${</w:t>
+      </w:r>
+      <w:proofErr w:type="spellStart"/>
+      <w:r>
+        <w:t>EndMo</w:t>
+      </w:r>
+      <w:proofErr w:type="spellEnd"/>
+      <w:r>
+        <w:t>}.</w:t>
       </w:r>
       <w:bookmarkEnd w:id="4"/>
     </w:p>
@@ -5174,26 +5136,32 @@
       <w:r>
         <w:t xml:space="preserve">Figure </w:t>
       </w:r>
-      <w:r>
-        <w:fldChar w:fldCharType="begin"/>
-      </w:r>
-      <w:r>
-        <w:instrText xml:space="preserve"> SEQ Figure \* ARABIC </w:instrText>
-      </w:r>
-      <w:r>
-        <w:fldChar w:fldCharType="separate"/>
-      </w:r>
-      <w:r>
-        <w:rPr>
-          <w:noProof/>
-        </w:rPr>
-        <w:t>1</w:t>
-      </w:r>
-      <w:r>
-        <w:fldChar w:fldCharType="end"/>
-      </w:r>
-      <w:r>
-        <w:t>: Electricity Usage vs Billing Month: ${StartMo} to ${EndMo}.</w:t>
+      <w:fldSimple w:instr=" SEQ Figure \* ARABIC ">
+        <w:r>
+          <w:rPr>
+            <w:noProof/>
+          </w:rPr>
+          <w:t>1</w:t>
+        </w:r>
+      </w:fldSimple>
+      <w:r>
+        <w:t>: Electricity Usage vs Billing Month: ${</w:t>
+      </w:r>
+      <w:proofErr w:type="spellStart"/>
+      <w:r>
+        <w:t>StartMo</w:t>
+      </w:r>
+      <w:proofErr w:type="spellEnd"/>
+      <w:r>
+        <w:t>} to ${</w:t>
+      </w:r>
+      <w:proofErr w:type="spellStart"/>
+      <w:r>
+        <w:t>EndMo</w:t>
+      </w:r>
+      <w:proofErr w:type="spellEnd"/>
+      <w:r>
+        <w:t>}.</w:t>
       </w:r>
       <w:bookmarkEnd w:id="5"/>
     </w:p>
@@ -5252,26 +5220,32 @@
       <w:r>
         <w:t xml:space="preserve">Figure </w:t>
       </w:r>
-      <w:r>
-        <w:fldChar w:fldCharType="begin"/>
-      </w:r>
-      <w:r>
-        <w:instrText xml:space="preserve"> SEQ Figure \* ARABIC </w:instrText>
-      </w:r>
-      <w:r>
-        <w:fldChar w:fldCharType="separate"/>
-      </w:r>
-      <w:r>
-        <w:rPr>
-          <w:noProof/>
-        </w:rPr>
-        <w:t>2</w:t>
-      </w:r>
-      <w:r>
-        <w:fldChar w:fldCharType="end"/>
-      </w:r>
-      <w:r>
-        <w:t>: Electricity Cost by Month: ${StartMo} to ${EndMo}.</w:t>
+      <w:fldSimple w:instr=" SEQ Figure \* ARABIC ">
+        <w:r>
+          <w:rPr>
+            <w:noProof/>
+          </w:rPr>
+          <w:t>2</w:t>
+        </w:r>
+      </w:fldSimple>
+      <w:r>
+        <w:t>: Electricity Cost by Month: ${</w:t>
+      </w:r>
+      <w:proofErr w:type="spellStart"/>
+      <w:r>
+        <w:t>StartMo</w:t>
+      </w:r>
+      <w:proofErr w:type="spellEnd"/>
+      <w:r>
+        <w:t>} to ${</w:t>
+      </w:r>
+      <w:proofErr w:type="spellStart"/>
+      <w:r>
+        <w:t>EndMo</w:t>
+      </w:r>
+      <w:proofErr w:type="spellEnd"/>
+      <w:r>
+        <w:t>}.</w:t>
       </w:r>
       <w:bookmarkEnd w:id="6"/>
     </w:p>
@@ -5371,26 +5345,32 @@
       <w:r>
         <w:t xml:space="preserve">Figure </w:t>
       </w:r>
-      <w:r>
-        <w:fldChar w:fldCharType="begin"/>
-      </w:r>
-      <w:r>
-        <w:instrText xml:space="preserve"> SEQ Figure \* ARABIC </w:instrText>
-      </w:r>
-      <w:r>
-        <w:fldChar w:fldCharType="separate"/>
-      </w:r>
-      <w:r>
-        <w:rPr>
-          <w:noProof/>
-        </w:rPr>
-        <w:t>3</w:t>
-      </w:r>
-      <w:r>
-        <w:fldChar w:fldCharType="end"/>
-      </w:r>
-      <w:r>
-        <w:t>: Peak Demand by Month: ${StartMo} to ${EndMo}.</w:t>
+      <w:fldSimple w:instr=" SEQ Figure \* ARABIC ">
+        <w:r>
+          <w:rPr>
+            <w:noProof/>
+          </w:rPr>
+          <w:t>3</w:t>
+        </w:r>
+      </w:fldSimple>
+      <w:r>
+        <w:t>: Peak Demand by Month: ${</w:t>
+      </w:r>
+      <w:proofErr w:type="spellStart"/>
+      <w:r>
+        <w:t>StartMo</w:t>
+      </w:r>
+      <w:proofErr w:type="spellEnd"/>
+      <w:r>
+        <w:t>} to ${</w:t>
+      </w:r>
+      <w:proofErr w:type="spellStart"/>
+      <w:r>
+        <w:t>EndMo</w:t>
+      </w:r>
+      <w:proofErr w:type="spellEnd"/>
+      <w:r>
+        <w:t>}.</w:t>
       </w:r>
       <w:bookmarkEnd w:id="7"/>
     </w:p>
@@ -5465,26 +5445,32 @@
       <w:r>
         <w:t xml:space="preserve">Figure </w:t>
       </w:r>
-      <w:r>
-        <w:fldChar w:fldCharType="begin"/>
-      </w:r>
-      <w:r>
-        <w:instrText xml:space="preserve"> SEQ Figure \* ARABIC </w:instrText>
-      </w:r>
-      <w:r>
-        <w:fldChar w:fldCharType="separate"/>
-      </w:r>
-      <w:r>
-        <w:rPr>
-          <w:noProof/>
-        </w:rPr>
-        <w:t>4</w:t>
-      </w:r>
-      <w:r>
-        <w:fldChar w:fldCharType="end"/>
-      </w:r>
-      <w:r>
-        <w:t>: Demand Cost by Month: ${StartMo} to ${EndMo}.</w:t>
+      <w:fldSimple w:instr=" SEQ Figure \* ARABIC ">
+        <w:r>
+          <w:rPr>
+            <w:noProof/>
+          </w:rPr>
+          <w:t>4</w:t>
+        </w:r>
+      </w:fldSimple>
+      <w:r>
+        <w:t>: Demand Cost by Month: ${</w:t>
+      </w:r>
+      <w:proofErr w:type="spellStart"/>
+      <w:r>
+        <w:t>StartMo</w:t>
+      </w:r>
+      <w:proofErr w:type="spellEnd"/>
+      <w:r>
+        <w:t>} to ${</w:t>
+      </w:r>
+      <w:proofErr w:type="spellStart"/>
+      <w:r>
+        <w:t>EndMo</w:t>
+      </w:r>
+      <w:proofErr w:type="spellEnd"/>
+      <w:r>
+        <w:t>}.</w:t>
       </w:r>
       <w:bookmarkEnd w:id="8"/>
     </w:p>
@@ -5532,26 +5518,40 @@
       <w:r>
         <w:t xml:space="preserve">Figure </w:t>
       </w:r>
-      <w:r>
-        <w:fldChar w:fldCharType="begin"/>
-      </w:r>
-      <w:r>
-        <w:instrText xml:space="preserve"> SEQ Figure \* ARABIC </w:instrText>
-      </w:r>
-      <w:r>
-        <w:fldChar w:fldCharType="separate"/>
-      </w:r>
-      <w:r>
-        <w:rPr>
-          <w:noProof/>
-        </w:rPr>
-        <w:t>5</w:t>
-      </w:r>
-      <w:r>
-        <w:fldChar w:fldCharType="end"/>
-      </w:r>
-      <w:r>
-        <w:t>: ${FuelType} Usage by Month: ${StartMo} to ${EndMo}.</w:t>
+      <w:fldSimple w:instr=" SEQ Figure \* ARABIC ">
+        <w:r>
+          <w:rPr>
+            <w:noProof/>
+          </w:rPr>
+          <w:t>5</w:t>
+        </w:r>
+      </w:fldSimple>
+      <w:r>
+        <w:t>: ${</w:t>
+      </w:r>
+      <w:proofErr w:type="spellStart"/>
+      <w:r>
+        <w:t>FuelType</w:t>
+      </w:r>
+      <w:proofErr w:type="spellEnd"/>
+      <w:r>
+        <w:t>} Usage by Month: ${</w:t>
+      </w:r>
+      <w:proofErr w:type="spellStart"/>
+      <w:r>
+        <w:t>StartMo</w:t>
+      </w:r>
+      <w:proofErr w:type="spellEnd"/>
+      <w:r>
+        <w:t>} to ${</w:t>
+      </w:r>
+      <w:proofErr w:type="spellStart"/>
+      <w:r>
+        <w:t>EndMo</w:t>
+      </w:r>
+      <w:proofErr w:type="spellEnd"/>
+      <w:r>
+        <w:t>}.</w:t>
       </w:r>
       <w:bookmarkEnd w:id="9"/>
     </w:p>
@@ -5627,32 +5627,46 @@
       <w:r>
         <w:t xml:space="preserve">Figure </w:t>
       </w:r>
-      <w:r>
-        <w:fldChar w:fldCharType="begin"/>
-      </w:r>
-      <w:r>
-        <w:instrText xml:space="preserve"> SEQ Figure \* ARABIC </w:instrText>
-      </w:r>
-      <w:r>
-        <w:fldChar w:fldCharType="separate"/>
-      </w:r>
-      <w:r>
-        <w:rPr>
-          <w:noProof/>
-        </w:rPr>
-        <w:t>6</w:t>
-      </w:r>
-      <w:r>
-        <w:fldChar w:fldCharType="end"/>
-      </w:r>
+      <w:fldSimple w:instr=" SEQ Figure \* ARABIC ">
+        <w:r>
+          <w:rPr>
+            <w:noProof/>
+          </w:rPr>
+          <w:t>6</w:t>
+        </w:r>
+      </w:fldSimple>
       <w:r>
         <w:t xml:space="preserve">: </w:t>
       </w:r>
       <w:r>
-        <w:t xml:space="preserve">${FuelType} </w:t>
-      </w:r>
-      <w:r>
-        <w:t>Cost by Month: ${StartMo} to ${EndMo}.</w:t>
+        <w:t>${</w:t>
+      </w:r>
+      <w:proofErr w:type="spellStart"/>
+      <w:r>
+        <w:t>FuelType</w:t>
+      </w:r>
+      <w:proofErr w:type="spellEnd"/>
+      <w:r>
+        <w:t xml:space="preserve">} </w:t>
+      </w:r>
+      <w:r>
+        <w:t>Cost by Month: ${</w:t>
+      </w:r>
+      <w:proofErr w:type="spellStart"/>
+      <w:r>
+        <w:t>StartMo</w:t>
+      </w:r>
+      <w:proofErr w:type="spellEnd"/>
+      <w:r>
+        <w:t>} to ${</w:t>
+      </w:r>
+      <w:proofErr w:type="spellStart"/>
+      <w:r>
+        <w:t>EndMo</w:t>
+      </w:r>
+      <w:proofErr w:type="spellEnd"/>
+      <w:r>
+        <w:t>}.</w:t>
       </w:r>
       <w:bookmarkEnd w:id="10"/>
     </w:p>
@@ -5746,24 +5760,14 @@
       <w:r>
         <w:t xml:space="preserve">Figure </w:t>
       </w:r>
-      <w:r>
-        <w:fldChar w:fldCharType="begin"/>
-      </w:r>
-      <w:r>
-        <w:instrText xml:space="preserve"> SEQ Figure \* ARABIC </w:instrText>
-      </w:r>
-      <w:r>
-        <w:fldChar w:fldCharType="separate"/>
-      </w:r>
-      <w:r>
-        <w:rPr>
-          <w:noProof/>
-        </w:rPr>
-        <w:t>7</w:t>
-      </w:r>
-      <w:r>
-        <w:fldChar w:fldCharType="end"/>
-      </w:r>
+      <w:fldSimple w:instr=" SEQ Figure \* ARABIC ">
+        <w:r>
+          <w:rPr>
+            <w:noProof/>
+          </w:rPr>
+          <w:t>7</w:t>
+        </w:r>
+      </w:fldSimple>
       <w:r>
         <w:t xml:space="preserve">: </w:t>
       </w:r>
@@ -5845,24 +5849,14 @@
       <w:r>
         <w:t xml:space="preserve">Figure </w:t>
       </w:r>
-      <w:r>
-        <w:fldChar w:fldCharType="begin"/>
-      </w:r>
-      <w:r>
-        <w:instrText xml:space="preserve"> SEQ Figure \* ARABIC </w:instrText>
-      </w:r>
-      <w:r>
-        <w:fldChar w:fldCharType="separate"/>
-      </w:r>
-      <w:r>
-        <w:rPr>
-          <w:noProof/>
-        </w:rPr>
-        <w:t>8</w:t>
-      </w:r>
-      <w:r>
-        <w:fldChar w:fldCharType="end"/>
-      </w:r>
+      <w:fldSimple w:instr=" SEQ Figure \* ARABIC ">
+        <w:r>
+          <w:rPr>
+            <w:noProof/>
+          </w:rPr>
+          <w:t>8</w:t>
+        </w:r>
+      </w:fldSimple>
       <w:r>
         <w:t xml:space="preserve">: </w:t>
       </w:r>
@@ -5920,26 +5914,32 @@
       <w:r>
         <w:t xml:space="preserve">Figure </w:t>
       </w:r>
-      <w:r>
-        <w:fldChar w:fldCharType="begin"/>
-      </w:r>
-      <w:r>
-        <w:instrText xml:space="preserve"> SEQ Figure \* ARABIC </w:instrText>
-      </w:r>
-      <w:r>
-        <w:fldChar w:fldCharType="separate"/>
-      </w:r>
-      <w:r>
-        <w:rPr>
-          <w:noProof/>
-        </w:rPr>
-        <w:t>9</w:t>
-      </w:r>
-      <w:r>
-        <w:fldChar w:fldCharType="end"/>
-      </w:r>
-      <w:r>
-        <w:t>: Total Energy Cost: ${StartMo} to ${EndMo}.</w:t>
+      <w:fldSimple w:instr=" SEQ Figure \* ARABIC ">
+        <w:r>
+          <w:rPr>
+            <w:noProof/>
+          </w:rPr>
+          <w:t>9</w:t>
+        </w:r>
+      </w:fldSimple>
+      <w:r>
+        <w:t>: Total Energy Cost: ${</w:t>
+      </w:r>
+      <w:proofErr w:type="spellStart"/>
+      <w:r>
+        <w:t>StartMo</w:t>
+      </w:r>
+      <w:proofErr w:type="spellEnd"/>
+      <w:r>
+        <w:t>} to ${</w:t>
+      </w:r>
+      <w:proofErr w:type="spellStart"/>
+      <w:r>
+        <w:t>EndMo</w:t>
+      </w:r>
+      <w:proofErr w:type="spellEnd"/>
+      <w:r>
+        <w:t>}.</w:t>
       </w:r>
       <w:bookmarkEnd w:id="13"/>
     </w:p>
@@ -5957,7 +5957,7 @@
 </file>
 
 <file path=word/endnotes.xml><?xml version="1.0" encoding="utf-8"?>
-<w:endnotes xmlns:wpc="http://schemas.microsoft.com/office/word/2010/wordprocessingCanvas" xmlns:cx="http://schemas.microsoft.com/office/drawing/2014/chartex" xmlns:cx1="http://schemas.microsoft.com/office/drawing/2015/9/8/chartex" xmlns:cx2="http://schemas.microsoft.com/office/drawing/2015/10/21/chartex" xmlns:cx3="http://schemas.microsoft.com/office/drawing/2016/5/9/chartex" xmlns:cx4="http://schemas.microsoft.com/office/drawing/2016/5/10/chartex" xmlns:cx5="http://schemas.microsoft.com/office/drawing/2016/5/11/chartex" xmlns:cx6="http://schemas.microsoft.com/office/drawing/2016/5/12/chartex" xmlns:cx7="http://schemas.microsoft.com/office/drawing/2016/5/13/chartex" xmlns:cx8="http://schemas.microsoft.com/office/drawing/2016/5/14/chartex" xmlns:mc="http://schemas.openxmlformats.org/markup-compatibility/2006" xmlns:aink="http://schemas.microsoft.com/office/drawing/2016/ink" xmlns:am3d="http://schemas.microsoft.com/office/drawing/2017/model3d" xmlns:o="urn:schemas-microsoft-com:office:office" xmlns:oel="http://schemas.microsoft.com/office/2019/extlst" xmlns:r="http://schemas.openxmlformats.org/officeDocument/2006/relationships" xmlns:m="http://schemas.openxmlformats.org/officeDocument/2006/math" xmlns:v="urn:schemas-microsoft-com:vml" xmlns:wp14="http://schemas.microsoft.com/office/word/2010/wordprocessingDrawing" xmlns:wp="http://schemas.openxmlformats.org/drawingml/2006/wordprocessingDrawing" xmlns:w10="urn:schemas-microsoft-com:office:word" xmlns:w="http://schemas.openxmlformats.org/wordprocessingml/2006/main" xmlns:w14="http://schemas.microsoft.com/office/word/2010/wordml" xmlns:w15="http://schemas.microsoft.com/office/word/2012/wordml" xmlns:w16cex="http://schemas.microsoft.com/office/word/2018/wordml/cex" xmlns:w16cid="http://schemas.microsoft.com/office/word/2016/wordml/cid" xmlns:w16="http://schemas.microsoft.com/office/word/2018/wordml" xmlns:w16sdtdh="http://schemas.microsoft.com/office/word/2020/wordml/sdtdatahash" xmlns:w16se="http://schemas.microsoft.com/office/word/2015/wordml/symex" xmlns:wpg="http://schemas.microsoft.com/office/word/2010/wordprocessingGroup" xmlns:wpi="http://schemas.microsoft.com/office/word/2010/wordprocessingInk" xmlns:wne="http://schemas.microsoft.com/office/word/2006/wordml" xmlns:wps="http://schemas.microsoft.com/office/word/2010/wordprocessingShape" mc:Ignorable="w14 w15 w16se w16cid w16 w16cex w16sdtdh wp14">
+<w:endnotes xmlns:wpc="http://schemas.microsoft.com/office/word/2010/wordprocessingCanvas" xmlns:cx="http://schemas.microsoft.com/office/drawing/2014/chartex" xmlns:cx1="http://schemas.microsoft.com/office/drawing/2015/9/8/chartex" xmlns:cx2="http://schemas.microsoft.com/office/drawing/2015/10/21/chartex" xmlns:cx3="http://schemas.microsoft.com/office/drawing/2016/5/9/chartex" xmlns:cx4="http://schemas.microsoft.com/office/drawing/2016/5/10/chartex" xmlns:cx5="http://schemas.microsoft.com/office/drawing/2016/5/11/chartex" xmlns:cx6="http://schemas.microsoft.com/office/drawing/2016/5/12/chartex" xmlns:cx7="http://schemas.microsoft.com/office/drawing/2016/5/13/chartex" xmlns:cx8="http://schemas.microsoft.com/office/drawing/2016/5/14/chartex" xmlns:mc="http://schemas.openxmlformats.org/markup-compatibility/2006" xmlns:aink="http://schemas.microsoft.com/office/drawing/2016/ink" xmlns:am3d="http://schemas.microsoft.com/office/drawing/2017/model3d" xmlns:o="urn:schemas-microsoft-com:office:office" xmlns:oel="http://schemas.microsoft.com/office/2019/extlst" xmlns:r="http://schemas.openxmlformats.org/officeDocument/2006/relationships" xmlns:m="http://schemas.openxmlformats.org/officeDocument/2006/math" xmlns:v="urn:schemas-microsoft-com:vml" xmlns:wp14="http://schemas.microsoft.com/office/word/2010/wordprocessingDrawing" xmlns:wp="http://schemas.openxmlformats.org/drawingml/2006/wordprocessingDrawing" xmlns:w10="urn:schemas-microsoft-com:office:word" xmlns:w="http://schemas.openxmlformats.org/wordprocessingml/2006/main" xmlns:w14="http://schemas.microsoft.com/office/word/2010/wordml" xmlns:w15="http://schemas.microsoft.com/office/word/2012/wordml" xmlns:w16cex="http://schemas.microsoft.com/office/word/2018/wordml/cex" xmlns:w16cid="http://schemas.microsoft.com/office/word/2016/wordml/cid" xmlns:w16="http://schemas.microsoft.com/office/word/2018/wordml" xmlns:w16du="http://schemas.microsoft.com/office/word/2023/wordml/word16du" xmlns:w16sdtdh="http://schemas.microsoft.com/office/word/2020/wordml/sdtdatahash" xmlns:w16sdtfl="http://schemas.microsoft.com/office/word/2024/wordml/sdtformatlock" xmlns:w16se="http://schemas.microsoft.com/office/word/2015/wordml/symex" xmlns:wpg="http://schemas.microsoft.com/office/word/2010/wordprocessingGroup" xmlns:wpi="http://schemas.microsoft.com/office/word/2010/wordprocessingInk" xmlns:wne="http://schemas.microsoft.com/office/word/2006/wordml" xmlns:wps="http://schemas.microsoft.com/office/word/2010/wordprocessingShape" mc:Ignorable="w14 w15 w16se w16cid w16 w16cex w16sdtdh w16sdtfl w16du wp14">
   <w:endnote w:type="separator" w:id="-1">
     <w:p>
       <w:r>
@@ -5976,7 +5976,7 @@
 </file>
 
 <file path=word/footer1.xml><?xml version="1.0" encoding="utf-8"?>
-<w:ftr xmlns:wpc="http://schemas.microsoft.com/office/word/2010/wordprocessingCanvas" xmlns:cx="http://schemas.microsoft.com/office/drawing/2014/chartex" xmlns:cx1="http://schemas.microsoft.com/office/drawing/2015/9/8/chartex" xmlns:cx2="http://schemas.microsoft.com/office/drawing/2015/10/21/chartex" xmlns:cx3="http://schemas.microsoft.com/office/drawing/2016/5/9/chartex" xmlns:cx4="http://schemas.microsoft.com/office/drawing/2016/5/10/chartex" xmlns:cx5="http://schemas.microsoft.com/office/drawing/2016/5/11/chartex" xmlns:cx6="http://schemas.microsoft.com/office/drawing/2016/5/12/chartex" xmlns:cx7="http://schemas.microsoft.com/office/drawing/2016/5/13/chartex" xmlns:cx8="http://schemas.microsoft.com/office/drawing/2016/5/14/chartex" xmlns:mc="http://schemas.openxmlformats.org/markup-compatibility/2006" xmlns:aink="http://schemas.microsoft.com/office/drawing/2016/ink" xmlns:am3d="http://schemas.microsoft.com/office/drawing/2017/model3d" xmlns:o="urn:schemas-microsoft-com:office:office" xmlns:oel="http://schemas.microsoft.com/office/2019/extlst" xmlns:r="http://schemas.openxmlformats.org/officeDocument/2006/relationships" xmlns:m="http://schemas.openxmlformats.org/officeDocument/2006/math" xmlns:v="urn:schemas-microsoft-com:vml" xmlns:wp14="http://schemas.microsoft.com/office/word/2010/wordprocessingDrawing" xmlns:wp="http://schemas.openxmlformats.org/drawingml/2006/wordprocessingDrawing" xmlns:w10="urn:schemas-microsoft-com:office:word" xmlns:w="http://schemas.openxmlformats.org/wordprocessingml/2006/main" xmlns:w14="http://schemas.microsoft.com/office/word/2010/wordml" xmlns:w15="http://schemas.microsoft.com/office/word/2012/wordml" xmlns:w16cex="http://schemas.microsoft.com/office/word/2018/wordml/cex" xmlns:w16cid="http://schemas.microsoft.com/office/word/2016/wordml/cid" xmlns:w16="http://schemas.microsoft.com/office/word/2018/wordml" xmlns:w16sdtdh="http://schemas.microsoft.com/office/word/2020/wordml/sdtdatahash" xmlns:w16se="http://schemas.microsoft.com/office/word/2015/wordml/symex" xmlns:wpg="http://schemas.microsoft.com/office/word/2010/wordprocessingGroup" xmlns:wpi="http://schemas.microsoft.com/office/word/2010/wordprocessingInk" xmlns:wne="http://schemas.microsoft.com/office/word/2006/wordml" xmlns:wps="http://schemas.microsoft.com/office/word/2010/wordprocessingShape" mc:Ignorable="w14 w15 w16se w16cid w16 w16cex w16sdtdh wp14">
+<w:ftr xmlns:wpc="http://schemas.microsoft.com/office/word/2010/wordprocessingCanvas" xmlns:cx="http://schemas.microsoft.com/office/drawing/2014/chartex" xmlns:cx1="http://schemas.microsoft.com/office/drawing/2015/9/8/chartex" xmlns:cx2="http://schemas.microsoft.com/office/drawing/2015/10/21/chartex" xmlns:cx3="http://schemas.microsoft.com/office/drawing/2016/5/9/chartex" xmlns:cx4="http://schemas.microsoft.com/office/drawing/2016/5/10/chartex" xmlns:cx5="http://schemas.microsoft.com/office/drawing/2016/5/11/chartex" xmlns:cx6="http://schemas.microsoft.com/office/drawing/2016/5/12/chartex" xmlns:cx7="http://schemas.microsoft.com/office/drawing/2016/5/13/chartex" xmlns:cx8="http://schemas.microsoft.com/office/drawing/2016/5/14/chartex" xmlns:mc="http://schemas.openxmlformats.org/markup-compatibility/2006" xmlns:aink="http://schemas.microsoft.com/office/drawing/2016/ink" xmlns:am3d="http://schemas.microsoft.com/office/drawing/2017/model3d" xmlns:o="urn:schemas-microsoft-com:office:office" xmlns:oel="http://schemas.microsoft.com/office/2019/extlst" xmlns:r="http://schemas.openxmlformats.org/officeDocument/2006/relationships" xmlns:m="http://schemas.openxmlformats.org/officeDocument/2006/math" xmlns:v="urn:schemas-microsoft-com:vml" xmlns:wp14="http://schemas.microsoft.com/office/word/2010/wordprocessingDrawing" xmlns:wp="http://schemas.openxmlformats.org/drawingml/2006/wordprocessingDrawing" xmlns:w10="urn:schemas-microsoft-com:office:word" xmlns:w="http://schemas.openxmlformats.org/wordprocessingml/2006/main" xmlns:w14="http://schemas.microsoft.com/office/word/2010/wordml" xmlns:w15="http://schemas.microsoft.com/office/word/2012/wordml" xmlns:w16cex="http://schemas.microsoft.com/office/word/2018/wordml/cex" xmlns:w16cid="http://schemas.microsoft.com/office/word/2016/wordml/cid" xmlns:w16="http://schemas.microsoft.com/office/word/2018/wordml" xmlns:w16du="http://schemas.microsoft.com/office/word/2023/wordml/word16du" xmlns:w16sdtdh="http://schemas.microsoft.com/office/word/2020/wordml/sdtdatahash" xmlns:w16sdtfl="http://schemas.microsoft.com/office/word/2024/wordml/sdtformatlock" xmlns:w16se="http://schemas.microsoft.com/office/word/2015/wordml/symex" xmlns:wpg="http://schemas.microsoft.com/office/word/2010/wordprocessingGroup" xmlns:wpi="http://schemas.microsoft.com/office/word/2010/wordprocessingInk" xmlns:wne="http://schemas.microsoft.com/office/word/2006/wordml" xmlns:wps="http://schemas.microsoft.com/office/word/2010/wordprocessingShape" mc:Ignorable="w14 w15 w16se w16cid w16 w16cex w16sdtdh w16sdtfl w16du wp14">
   <w:p>
     <w:pPr>
       <w:pBdr>
@@ -6057,7 +6057,7 @@
 </file>
 
 <file path=word/footnotes.xml><?xml version="1.0" encoding="utf-8"?>
-<w:footnotes xmlns:wpc="http://schemas.microsoft.com/office/word/2010/wordprocessingCanvas" xmlns:cx="http://schemas.microsoft.com/office/drawing/2014/chartex" xmlns:cx1="http://schemas.microsoft.com/office/drawing/2015/9/8/chartex" xmlns:cx2="http://schemas.microsoft.com/office/drawing/2015/10/21/chartex" xmlns:cx3="http://schemas.microsoft.com/office/drawing/2016/5/9/chartex" xmlns:cx4="http://schemas.microsoft.com/office/drawing/2016/5/10/chartex" xmlns:cx5="http://schemas.microsoft.com/office/drawing/2016/5/11/chartex" xmlns:cx6="http://schemas.microsoft.com/office/drawing/2016/5/12/chartex" xmlns:cx7="http://schemas.microsoft.com/office/drawing/2016/5/13/chartex" xmlns:cx8="http://schemas.microsoft.com/office/drawing/2016/5/14/chartex" xmlns:mc="http://schemas.openxmlformats.org/markup-compatibility/2006" xmlns:aink="http://schemas.microsoft.com/office/drawing/2016/ink" xmlns:am3d="http://schemas.microsoft.com/office/drawing/2017/model3d" xmlns:o="urn:schemas-microsoft-com:office:office" xmlns:oel="http://schemas.microsoft.com/office/2019/extlst" xmlns:r="http://schemas.openxmlformats.org/officeDocument/2006/relationships" xmlns:m="http://schemas.openxmlformats.org/officeDocument/2006/math" xmlns:v="urn:schemas-microsoft-com:vml" xmlns:wp14="http://schemas.microsoft.com/office/word/2010/wordprocessingDrawing" xmlns:wp="http://schemas.openxmlformats.org/drawingml/2006/wordprocessingDrawing" xmlns:w10="urn:schemas-microsoft-com:office:word" xmlns:w="http://schemas.openxmlformats.org/wordprocessingml/2006/main" xmlns:w14="http://schemas.microsoft.com/office/word/2010/wordml" xmlns:w15="http://schemas.microsoft.com/office/word/2012/wordml" xmlns:w16cex="http://schemas.microsoft.com/office/word/2018/wordml/cex" xmlns:w16cid="http://schemas.microsoft.com/office/word/2016/wordml/cid" xmlns:w16="http://schemas.microsoft.com/office/word/2018/wordml" xmlns:w16sdtdh="http://schemas.microsoft.com/office/word/2020/wordml/sdtdatahash" xmlns:w16se="http://schemas.microsoft.com/office/word/2015/wordml/symex" xmlns:wpg="http://schemas.microsoft.com/office/word/2010/wordprocessingGroup" xmlns:wpi="http://schemas.microsoft.com/office/word/2010/wordprocessingInk" xmlns:wne="http://schemas.microsoft.com/office/word/2006/wordml" xmlns:wps="http://schemas.microsoft.com/office/word/2010/wordprocessingShape" mc:Ignorable="w14 w15 w16se w16cid w16 w16cex w16sdtdh wp14">
+<w:footnotes xmlns:wpc="http://schemas.microsoft.com/office/word/2010/wordprocessingCanvas" xmlns:cx="http://schemas.microsoft.com/office/drawing/2014/chartex" xmlns:cx1="http://schemas.microsoft.com/office/drawing/2015/9/8/chartex" xmlns:cx2="http://schemas.microsoft.com/office/drawing/2015/10/21/chartex" xmlns:cx3="http://schemas.microsoft.com/office/drawing/2016/5/9/chartex" xmlns:cx4="http://schemas.microsoft.com/office/drawing/2016/5/10/chartex" xmlns:cx5="http://schemas.microsoft.com/office/drawing/2016/5/11/chartex" xmlns:cx6="http://schemas.microsoft.com/office/drawing/2016/5/12/chartex" xmlns:cx7="http://schemas.microsoft.com/office/drawing/2016/5/13/chartex" xmlns:cx8="http://schemas.microsoft.com/office/drawing/2016/5/14/chartex" xmlns:mc="http://schemas.openxmlformats.org/markup-compatibility/2006" xmlns:aink="http://schemas.microsoft.com/office/drawing/2016/ink" xmlns:am3d="http://schemas.microsoft.com/office/drawing/2017/model3d" xmlns:o="urn:schemas-microsoft-com:office:office" xmlns:oel="http://schemas.microsoft.com/office/2019/extlst" xmlns:r="http://schemas.openxmlformats.org/officeDocument/2006/relationships" xmlns:m="http://schemas.openxmlformats.org/officeDocument/2006/math" xmlns:v="urn:schemas-microsoft-com:vml" xmlns:wp14="http://schemas.microsoft.com/office/word/2010/wordprocessingDrawing" xmlns:wp="http://schemas.openxmlformats.org/drawingml/2006/wordprocessingDrawing" xmlns:w10="urn:schemas-microsoft-com:office:word" xmlns:w="http://schemas.openxmlformats.org/wordprocessingml/2006/main" xmlns:w14="http://schemas.microsoft.com/office/word/2010/wordml" xmlns:w15="http://schemas.microsoft.com/office/word/2012/wordml" xmlns:w16cex="http://schemas.microsoft.com/office/word/2018/wordml/cex" xmlns:w16cid="http://schemas.microsoft.com/office/word/2016/wordml/cid" xmlns:w16="http://schemas.microsoft.com/office/word/2018/wordml" xmlns:w16du="http://schemas.microsoft.com/office/word/2023/wordml/word16du" xmlns:w16sdtdh="http://schemas.microsoft.com/office/word/2020/wordml/sdtdatahash" xmlns:w16sdtfl="http://schemas.microsoft.com/office/word/2024/wordml/sdtformatlock" xmlns:w16se="http://schemas.microsoft.com/office/word/2015/wordml/symex" xmlns:wpg="http://schemas.microsoft.com/office/word/2010/wordprocessingGroup" xmlns:wpi="http://schemas.microsoft.com/office/word/2010/wordprocessingInk" xmlns:wne="http://schemas.microsoft.com/office/word/2006/wordml" xmlns:wps="http://schemas.microsoft.com/office/word/2010/wordprocessingShape" mc:Ignorable="w14 w15 w16se w16cid w16 w16cex w16sdtdh w16sdtfl w16du wp14">
   <w:footnote w:type="separator" w:id="-1">
     <w:p>
       <w:r>
@@ -6076,7 +6076,7 @@
 </file>
 
 <file path=word/numbering.xml><?xml version="1.0" encoding="utf-8"?>
-<w:numbering xmlns:wpc="http://schemas.microsoft.com/office/word/2010/wordprocessingCanvas" xmlns:cx="http://schemas.microsoft.com/office/drawing/2014/chartex" xmlns:cx1="http://schemas.microsoft.com/office/drawing/2015/9/8/chartex" xmlns:cx2="http://schemas.microsoft.com/office/drawing/2015/10/21/chartex" xmlns:cx3="http://schemas.microsoft.com/office/drawing/2016/5/9/chartex" xmlns:cx4="http://schemas.microsoft.com/office/drawing/2016/5/10/chartex" xmlns:cx5="http://schemas.microsoft.com/office/drawing/2016/5/11/chartex" xmlns:cx6="http://schemas.microsoft.com/office/drawing/2016/5/12/chartex" xmlns:cx7="http://schemas.microsoft.com/office/drawing/2016/5/13/chartex" xmlns:cx8="http://schemas.microsoft.com/office/drawing/2016/5/14/chartex" xmlns:mc="http://schemas.openxmlformats.org/markup-compatibility/2006" xmlns:aink="http://schemas.microsoft.com/office/drawing/2016/ink" xmlns:am3d="http://schemas.microsoft.com/office/drawing/2017/model3d" xmlns:o="urn:schemas-microsoft-com:office:office" xmlns:oel="http://schemas.microsoft.com/office/2019/extlst" xmlns:r="http://schemas.openxmlformats.org/officeDocument/2006/relationships" xmlns:m="http://schemas.openxmlformats.org/officeDocument/2006/math" xmlns:v="urn:schemas-microsoft-com:vml" xmlns:wp14="http://schemas.microsoft.com/office/word/2010/wordprocessingDrawing" xmlns:wp="http://schemas.openxmlformats.org/drawingml/2006/wordprocessingDrawing" xmlns:w10="urn:schemas-microsoft-com:office:word" xmlns:w="http://schemas.openxmlformats.org/wordprocessingml/2006/main" xmlns:w14="http://schemas.microsoft.com/office/word/2010/wordml" xmlns:w15="http://schemas.microsoft.com/office/word/2012/wordml" xmlns:w16cex="http://schemas.microsoft.com/office/word/2018/wordml/cex" xmlns:w16cid="http://schemas.microsoft.com/office/word/2016/wordml/cid" xmlns:w16="http://schemas.microsoft.com/office/word/2018/wordml" xmlns:w16sdtdh="http://schemas.microsoft.com/office/word/2020/wordml/sdtdatahash" xmlns:w16se="http://schemas.microsoft.com/office/word/2015/wordml/symex" xmlns:wpg="http://schemas.microsoft.com/office/word/2010/wordprocessingGroup" xmlns:wpi="http://schemas.microsoft.com/office/word/2010/wordprocessingInk" xmlns:wne="http://schemas.microsoft.com/office/word/2006/wordml" xmlns:wps="http://schemas.microsoft.com/office/word/2010/wordprocessingShape" mc:Ignorable="w14 w15 w16se w16cid w16 w16cex w16sdtdh wp14">
+<w:numbering xmlns:wpc="http://schemas.microsoft.com/office/word/2010/wordprocessingCanvas" xmlns:cx="http://schemas.microsoft.com/office/drawing/2014/chartex" xmlns:cx1="http://schemas.microsoft.com/office/drawing/2015/9/8/chartex" xmlns:cx2="http://schemas.microsoft.com/office/drawing/2015/10/21/chartex" xmlns:cx3="http://schemas.microsoft.com/office/drawing/2016/5/9/chartex" xmlns:cx4="http://schemas.microsoft.com/office/drawing/2016/5/10/chartex" xmlns:cx5="http://schemas.microsoft.com/office/drawing/2016/5/11/chartex" xmlns:cx6="http://schemas.microsoft.com/office/drawing/2016/5/12/chartex" xmlns:cx7="http://schemas.microsoft.com/office/drawing/2016/5/13/chartex" xmlns:cx8="http://schemas.microsoft.com/office/drawing/2016/5/14/chartex" xmlns:mc="http://schemas.openxmlformats.org/markup-compatibility/2006" xmlns:aink="http://schemas.microsoft.com/office/drawing/2016/ink" xmlns:am3d="http://schemas.microsoft.com/office/drawing/2017/model3d" xmlns:o="urn:schemas-microsoft-com:office:office" xmlns:oel="http://schemas.microsoft.com/office/2019/extlst" xmlns:r="http://schemas.openxmlformats.org/officeDocument/2006/relationships" xmlns:m="http://schemas.openxmlformats.org/officeDocument/2006/math" xmlns:v="urn:schemas-microsoft-com:vml" xmlns:wp14="http://schemas.microsoft.com/office/word/2010/wordprocessingDrawing" xmlns:wp="http://schemas.openxmlformats.org/drawingml/2006/wordprocessingDrawing" xmlns:w10="urn:schemas-microsoft-com:office:word" xmlns:w="http://schemas.openxmlformats.org/wordprocessingml/2006/main" xmlns:w14="http://schemas.microsoft.com/office/word/2010/wordml" xmlns:w15="http://schemas.microsoft.com/office/word/2012/wordml" xmlns:w16cex="http://schemas.microsoft.com/office/word/2018/wordml/cex" xmlns:w16cid="http://schemas.microsoft.com/office/word/2016/wordml/cid" xmlns:w16="http://schemas.microsoft.com/office/word/2018/wordml" xmlns:w16du="http://schemas.microsoft.com/office/word/2023/wordml/word16du" xmlns:w16sdtdh="http://schemas.microsoft.com/office/word/2020/wordml/sdtdatahash" xmlns:w16sdtfl="http://schemas.microsoft.com/office/word/2024/wordml/sdtformatlock" xmlns:w16se="http://schemas.microsoft.com/office/word/2015/wordml/symex" xmlns:wpg="http://schemas.microsoft.com/office/word/2010/wordprocessingGroup" xmlns:wpi="http://schemas.microsoft.com/office/word/2010/wordprocessingInk" xmlns:wne="http://schemas.microsoft.com/office/word/2006/wordml" xmlns:wps="http://schemas.microsoft.com/office/word/2010/wordprocessingShape" mc:Ignorable="w14 w15 w16se w16cid w16 w16cex w16sdtdh w16sdtfl w16du wp14">
   <w:abstractNum w:abstractNumId="0" w15:restartNumberingAfterBreak="0">
     <w:nsid w:val="06245008"/>
     <w:multiLevelType w:val="multilevel"/>
@@ -8171,7 +8171,7 @@
 </file>
 
 <file path=word/styles.xml><?xml version="1.0" encoding="utf-8"?>
-<w:styles xmlns:mc="http://schemas.openxmlformats.org/markup-compatibility/2006" xmlns:r="http://schemas.openxmlformats.org/officeDocument/2006/relationships" xmlns:w="http://schemas.openxmlformats.org/wordprocessingml/2006/main" xmlns:w14="http://schemas.microsoft.com/office/word/2010/wordml" xmlns:w15="http://schemas.microsoft.com/office/word/2012/wordml" xmlns:w16cex="http://schemas.microsoft.com/office/word/2018/wordml/cex" xmlns:w16cid="http://schemas.microsoft.com/office/word/2016/wordml/cid" xmlns:w16="http://schemas.microsoft.com/office/word/2018/wordml" xmlns:w16sdtdh="http://schemas.microsoft.com/office/word/2020/wordml/sdtdatahash" xmlns:w16se="http://schemas.microsoft.com/office/word/2015/wordml/symex" mc:Ignorable="w14 w15 w16se w16cid w16 w16cex w16sdtdh">
+<w:styles xmlns:mc="http://schemas.openxmlformats.org/markup-compatibility/2006" xmlns:r="http://schemas.openxmlformats.org/officeDocument/2006/relationships" xmlns:w="http://schemas.openxmlformats.org/wordprocessingml/2006/main" xmlns:w14="http://schemas.microsoft.com/office/word/2010/wordml" xmlns:w15="http://schemas.microsoft.com/office/word/2012/wordml" xmlns:w16cex="http://schemas.microsoft.com/office/word/2018/wordml/cex" xmlns:w16cid="http://schemas.microsoft.com/office/word/2016/wordml/cid" xmlns:w16="http://schemas.microsoft.com/office/word/2018/wordml" xmlns:w16du="http://schemas.microsoft.com/office/word/2023/wordml/word16du" xmlns:w16sdtdh="http://schemas.microsoft.com/office/word/2020/wordml/sdtdatahash" xmlns:w16sdtfl="http://schemas.microsoft.com/office/word/2024/wordml/sdtformatlock" xmlns:w16se="http://schemas.microsoft.com/office/word/2015/wordml/symex" mc:Ignorable="w14 w15 w16se w16cid w16 w16cex w16sdtdh w16sdtfl w16du">
   <w:docDefaults>
     <w:rPrDefault>
       <w:rPr>
@@ -8573,7 +8573,7 @@
     <w:autoRedefine/>
     <w:uiPriority w:val="9"/>
     <w:qFormat/>
-    <w:rsid w:val="005B79E8"/>
+    <w:rsid w:val="009474AE"/>
     <w:pPr>
       <w:keepNext/>
       <w:spacing w:before="120" w:line="360" w:lineRule="auto"/>
@@ -8582,7 +8582,6 @@
     </w:pPr>
     <w:rPr>
       <w:b/>
-      <w:caps/>
     </w:rPr>
   </w:style>
   <w:style w:type="paragraph" w:styleId="Heading2">
